--- a/5.人员管理/1.流程制度规范类文件/050101-招聘管理制度.docx
+++ b/5.人员管理/1.流程制度规范类文件/050101-招聘管理制度.docx
@@ -7,7 +7,13 @@
         <w:pStyle w:val="32"/>
         <w:bidi w:val="0"/>
       </w:pPr>
-      <w:bookmarkStart w:id="0" w:name="_Toc7491"/>
+      <w:bookmarkStart w:id="0" w:name="_Toc7914"/>
+    </w:p>
+    <w:p>
+      <w:pPr>
+        <w:pStyle w:val="32"/>
+        <w:bidi w:val="0"/>
+      </w:pPr>
       <w:r>
         <w:t>招聘管理制度</w:t>
       </w:r>
@@ -18,7 +24,7 @@
         <w:pStyle w:val="33"/>
         <w:bidi w:val="0"/>
       </w:pPr>
-      <w:bookmarkStart w:id="1" w:name="_Toc938"/>
+      <w:bookmarkStart w:id="1" w:name="_Toc6354"/>
       <w:r>
         <w:t>甘肃国邦信息科技有限公司</w:t>
       </w:r>
@@ -37,7 +43,7 @@
           <w:lang w:val="en-US" w:eastAsia="zh-CN"/>
         </w:rPr>
       </w:pPr>
-      <w:bookmarkStart w:id="2" w:name="_Toc29501"/>
+      <w:bookmarkStart w:id="2" w:name="_Toc18517"/>
       <w:r>
         <w:rPr>
           <w:rFonts w:hint="eastAsia" w:ascii="宋体" w:hAnsi="宋体" w:eastAsia="宋体" w:cs="宋体"/>
@@ -80,7 +86,7 @@
           <w:szCs w:val="28"/>
         </w:rPr>
       </w:pPr>
-      <w:bookmarkStart w:id="3" w:name="_Toc8221"/>
+      <w:bookmarkStart w:id="3" w:name="_Toc14985"/>
       <w:r>
         <w:rPr>
           <w:rFonts w:ascii="宋体" w:hAnsi="宋体" w:eastAsia="宋体" w:cs="宋体"/>
@@ -517,7 +523,8 @@
           <w:p>
             <w:pPr>
               <w:spacing w:before="135" w:line="228" w:lineRule="auto"/>
-              <w:ind w:left="576"/>
+              <w:ind w:left="0" w:leftChars="0" w:right="0" w:rightChars="0" w:firstLine="0" w:firstLineChars="0"/>
+              <w:jc w:val="center"/>
               <w:rPr>
                 <w:rFonts w:hint="eastAsia" w:ascii="宋体" w:hAnsi="宋体" w:eastAsia="宋体" w:cs="宋体"/>
                 <w:sz w:val="21"/>
@@ -864,28 +871,1801 @@
     </w:p>
     <w:p>
       <w:pPr>
-        <w:pStyle w:val="12"/>
-        <w:spacing w:line="255" w:lineRule="auto"/>
+        <w:spacing w:before="0" w:beforeLines="0" w:after="0" w:afterLines="0" w:line="240" w:lineRule="auto"/>
+        <w:ind w:left="0" w:leftChars="0" w:right="0" w:rightChars="0" w:firstLine="0" w:firstLineChars="0"/>
+        <w:jc w:val="center"/>
       </w:pPr>
+      <w:r>
+        <w:rPr>
+          <w:rFonts w:ascii="宋体" w:hAnsi="宋体" w:eastAsia="宋体"/>
+          <w:sz w:val="21"/>
+        </w:rPr>
+        <w:t>目录</w:t>
+      </w:r>
     </w:p>
-    <w:sdt>
-      <w:sdtPr>
-        <w:rPr>
-          <w:rFonts w:ascii="宋体" w:hAnsi="宋体" w:eastAsia="宋体" w:cs="Arial"/>
-          <w:snapToGrid w:val="0"/>
-          <w:color w:val="000000"/>
-          <w:kern w:val="0"/>
-          <w:sz w:val="21"/>
-          <w:szCs w:val="21"/>
-          <w:lang w:val="en-US" w:eastAsia="en-US" w:bidi="ar-SA"/>
-        </w:rPr>
-        <w:id w:val="147463299"/>
-        <w:docPartObj>
-          <w:docPartGallery w:val="Table of Contents"/>
-          <w:docPartUnique/>
-        </w:docPartObj>
-      </w:sdtPr>
-      <w:sdtEndPr>
+    <w:p>
+      <w:pPr>
+        <w:pStyle w:val="16"/>
+        <w:tabs>
+          <w:tab w:val="right" w:leader="dot" w:pos="9224"/>
+        </w:tabs>
+      </w:pPr>
+      <w:r>
+        <w:rPr>
+          <w:rFonts w:hint="eastAsia" w:ascii="Microsoft JhengHei" w:hAnsi="Microsoft JhengHei" w:eastAsia="Microsoft JhengHei" w:cs="Microsoft JhengHei"/>
+          <w:sz w:val="24"/>
+          <w:szCs w:val="24"/>
+        </w:rPr>
+        <w:fldChar w:fldCharType="begin"/>
+      </w:r>
+      <w:r>
+        <w:rPr>
+          <w:rFonts w:hint="eastAsia" w:ascii="Microsoft JhengHei" w:hAnsi="Microsoft JhengHei" w:eastAsia="Microsoft JhengHei" w:cs="Microsoft JhengHei"/>
+          <w:sz w:val="24"/>
+          <w:szCs w:val="24"/>
+        </w:rPr>
+        <w:instrText xml:space="preserve">TOC \o "1-3" \h \u </w:instrText>
+      </w:r>
+      <w:r>
+        <w:rPr>
+          <w:rFonts w:hint="eastAsia" w:ascii="Microsoft JhengHei" w:hAnsi="Microsoft JhengHei" w:eastAsia="Microsoft JhengHei" w:cs="Microsoft JhengHei"/>
+          <w:sz w:val="24"/>
+          <w:szCs w:val="24"/>
+        </w:rPr>
+        <w:fldChar w:fldCharType="separate"/>
+      </w:r>
+      <w:r>
+        <w:rPr>
+          <w:rFonts w:hint="eastAsia" w:ascii="Microsoft JhengHei" w:hAnsi="Microsoft JhengHei" w:eastAsia="Microsoft JhengHei" w:cs="Microsoft JhengHei"/>
+          <w:szCs w:val="24"/>
+        </w:rPr>
+        <w:fldChar w:fldCharType="begin"/>
+      </w:r>
+      <w:r>
+        <w:rPr>
+          <w:rFonts w:hint="eastAsia" w:ascii="Microsoft JhengHei" w:hAnsi="Microsoft JhengHei" w:eastAsia="Microsoft JhengHei" w:cs="Microsoft JhengHei"/>
+          <w:szCs w:val="24"/>
+        </w:rPr>
+        <w:instrText xml:space="preserve"> HYPERLINK \l _Toc7914 </w:instrText>
+      </w:r>
+      <w:r>
+        <w:rPr>
+          <w:rFonts w:hint="eastAsia" w:ascii="Microsoft JhengHei" w:hAnsi="Microsoft JhengHei" w:eastAsia="Microsoft JhengHei" w:cs="Microsoft JhengHei"/>
+          <w:szCs w:val="24"/>
+        </w:rPr>
+        <w:fldChar w:fldCharType="separate"/>
+      </w:r>
+      <w:r>
+        <w:t>招聘管理制度</w:t>
+      </w:r>
+      <w:r>
+        <w:tab/>
+      </w:r>
+      <w:r>
+        <w:fldChar w:fldCharType="begin"/>
+      </w:r>
+      <w:r>
+        <w:instrText xml:space="preserve"> PAGEREF _Toc7914 \h </w:instrText>
+      </w:r>
+      <w:r>
+        <w:fldChar w:fldCharType="separate"/>
+      </w:r>
+      <w:r>
+        <w:t>1</w:t>
+      </w:r>
+      <w:r>
+        <w:fldChar w:fldCharType="end"/>
+      </w:r>
+      <w:r>
+        <w:rPr>
+          <w:rFonts w:hint="eastAsia" w:ascii="Microsoft JhengHei" w:hAnsi="Microsoft JhengHei" w:eastAsia="Microsoft JhengHei" w:cs="Microsoft JhengHei"/>
+          <w:szCs w:val="24"/>
+        </w:rPr>
+        <w:fldChar w:fldCharType="end"/>
+      </w:r>
+    </w:p>
+    <w:p>
+      <w:pPr>
+        <w:pStyle w:val="16"/>
+        <w:tabs>
+          <w:tab w:val="right" w:leader="dot" w:pos="9224"/>
+        </w:tabs>
+      </w:pPr>
+      <w:r>
+        <w:rPr>
+          <w:rFonts w:hint="eastAsia" w:ascii="Microsoft JhengHei" w:hAnsi="Microsoft JhengHei" w:eastAsia="Microsoft JhengHei" w:cs="Microsoft JhengHei"/>
+          <w:szCs w:val="24"/>
+        </w:rPr>
+        <w:fldChar w:fldCharType="begin"/>
+      </w:r>
+      <w:r>
+        <w:rPr>
+          <w:rFonts w:hint="eastAsia" w:ascii="Microsoft JhengHei" w:hAnsi="Microsoft JhengHei" w:eastAsia="Microsoft JhengHei" w:cs="Microsoft JhengHei"/>
+          <w:szCs w:val="24"/>
+        </w:rPr>
+        <w:instrText xml:space="preserve"> HYPERLINK \l _Toc6354 </w:instrText>
+      </w:r>
+      <w:r>
+        <w:rPr>
+          <w:rFonts w:hint="eastAsia" w:ascii="Microsoft JhengHei" w:hAnsi="Microsoft JhengHei" w:eastAsia="Microsoft JhengHei" w:cs="Microsoft JhengHei"/>
+          <w:szCs w:val="24"/>
+        </w:rPr>
+        <w:fldChar w:fldCharType="separate"/>
+      </w:r>
+      <w:r>
+        <w:t>甘肃国邦信息科技有限公司</w:t>
+      </w:r>
+      <w:r>
+        <w:tab/>
+      </w:r>
+      <w:r>
+        <w:fldChar w:fldCharType="begin"/>
+      </w:r>
+      <w:r>
+        <w:instrText xml:space="preserve"> PAGEREF _Toc6354 \h </w:instrText>
+      </w:r>
+      <w:r>
+        <w:fldChar w:fldCharType="separate"/>
+      </w:r>
+      <w:r>
+        <w:t>1</w:t>
+      </w:r>
+      <w:r>
+        <w:fldChar w:fldCharType="end"/>
+      </w:r>
+      <w:r>
+        <w:rPr>
+          <w:rFonts w:hint="eastAsia" w:ascii="Microsoft JhengHei" w:hAnsi="Microsoft JhengHei" w:eastAsia="Microsoft JhengHei" w:cs="Microsoft JhengHei"/>
+          <w:szCs w:val="24"/>
+        </w:rPr>
+        <w:fldChar w:fldCharType="end"/>
+      </w:r>
+    </w:p>
+    <w:p>
+      <w:pPr>
+        <w:pStyle w:val="16"/>
+        <w:tabs>
+          <w:tab w:val="right" w:leader="dot" w:pos="9224"/>
+        </w:tabs>
+      </w:pPr>
+      <w:r>
+        <w:rPr>
+          <w:rFonts w:hint="eastAsia" w:ascii="Microsoft JhengHei" w:hAnsi="Microsoft JhengHei" w:eastAsia="Microsoft JhengHei" w:cs="Microsoft JhengHei"/>
+          <w:szCs w:val="24"/>
+        </w:rPr>
+        <w:fldChar w:fldCharType="begin"/>
+      </w:r>
+      <w:r>
+        <w:rPr>
+          <w:rFonts w:hint="eastAsia" w:ascii="Microsoft JhengHei" w:hAnsi="Microsoft JhengHei" w:eastAsia="Microsoft JhengHei" w:cs="Microsoft JhengHei"/>
+          <w:szCs w:val="24"/>
+        </w:rPr>
+        <w:instrText xml:space="preserve"> HYPERLINK \l _Toc18517 </w:instrText>
+      </w:r>
+      <w:r>
+        <w:rPr>
+          <w:rFonts w:hint="eastAsia" w:ascii="Microsoft JhengHei" w:hAnsi="Microsoft JhengHei" w:eastAsia="Microsoft JhengHei" w:cs="Microsoft JhengHei"/>
+          <w:szCs w:val="24"/>
+        </w:rPr>
+        <w:fldChar w:fldCharType="separate"/>
+      </w:r>
+      <w:r>
+        <w:rPr>
+          <w:rFonts w:hint="eastAsia" w:ascii="宋体" w:hAnsi="宋体" w:eastAsia="宋体" w:cs="宋体"/>
+          <w:bCs w:val="0"/>
+          <w:szCs w:val="36"/>
+          <w:lang w:val="en-US" w:eastAsia="zh-CN"/>
+        </w:rPr>
+        <w:t>2025年1月4日</w:t>
+      </w:r>
+      <w:r>
+        <w:tab/>
+      </w:r>
+      <w:r>
+        <w:fldChar w:fldCharType="begin"/>
+      </w:r>
+      <w:r>
+        <w:instrText xml:space="preserve"> PAGEREF _Toc18517 \h </w:instrText>
+      </w:r>
+      <w:r>
+        <w:fldChar w:fldCharType="separate"/>
+      </w:r>
+      <w:r>
+        <w:t>1</w:t>
+      </w:r>
+      <w:r>
+        <w:fldChar w:fldCharType="end"/>
+      </w:r>
+      <w:r>
+        <w:rPr>
+          <w:rFonts w:hint="eastAsia" w:ascii="Microsoft JhengHei" w:hAnsi="Microsoft JhengHei" w:eastAsia="Microsoft JhengHei" w:cs="Microsoft JhengHei"/>
+          <w:szCs w:val="24"/>
+        </w:rPr>
+        <w:fldChar w:fldCharType="end"/>
+      </w:r>
+    </w:p>
+    <w:p>
+      <w:pPr>
+        <w:pStyle w:val="17"/>
+        <w:tabs>
+          <w:tab w:val="right" w:leader="dot" w:pos="9224"/>
+        </w:tabs>
+      </w:pPr>
+      <w:r>
+        <w:rPr>
+          <w:rFonts w:hint="eastAsia" w:ascii="Microsoft JhengHei" w:hAnsi="Microsoft JhengHei" w:eastAsia="Microsoft JhengHei" w:cs="Microsoft JhengHei"/>
+          <w:szCs w:val="24"/>
+        </w:rPr>
+        <w:fldChar w:fldCharType="begin"/>
+      </w:r>
+      <w:r>
+        <w:rPr>
+          <w:rFonts w:hint="eastAsia" w:ascii="Microsoft JhengHei" w:hAnsi="Microsoft JhengHei" w:eastAsia="Microsoft JhengHei" w:cs="Microsoft JhengHei"/>
+          <w:szCs w:val="24"/>
+        </w:rPr>
+        <w:instrText xml:space="preserve"> HYPERLINK \l _Toc14985 </w:instrText>
+      </w:r>
+      <w:r>
+        <w:rPr>
+          <w:rFonts w:hint="eastAsia" w:ascii="Microsoft JhengHei" w:hAnsi="Microsoft JhengHei" w:eastAsia="Microsoft JhengHei" w:cs="Microsoft JhengHei"/>
+          <w:szCs w:val="24"/>
+        </w:rPr>
+        <w:fldChar w:fldCharType="separate"/>
+      </w:r>
+      <w:r>
+        <w:rPr>
+          <w:rFonts w:ascii="宋体" w:hAnsi="宋体" w:eastAsia="宋体" w:cs="宋体"/>
+          <w:spacing w:val="-3"/>
+          <w:szCs w:val="28"/>
+        </w:rPr>
+        <w:t>文档信息</w:t>
+      </w:r>
+      <w:r>
+        <w:tab/>
+      </w:r>
+      <w:r>
+        <w:fldChar w:fldCharType="begin"/>
+      </w:r>
+      <w:r>
+        <w:instrText xml:space="preserve"> PAGEREF _Toc14985 \h </w:instrText>
+      </w:r>
+      <w:r>
+        <w:fldChar w:fldCharType="separate"/>
+      </w:r>
+      <w:r>
+        <w:t>2</w:t>
+      </w:r>
+      <w:r>
+        <w:fldChar w:fldCharType="end"/>
+      </w:r>
+      <w:r>
+        <w:rPr>
+          <w:rFonts w:hint="eastAsia" w:ascii="Microsoft JhengHei" w:hAnsi="Microsoft JhengHei" w:eastAsia="Microsoft JhengHei" w:cs="Microsoft JhengHei"/>
+          <w:szCs w:val="24"/>
+        </w:rPr>
+        <w:fldChar w:fldCharType="end"/>
+      </w:r>
+    </w:p>
+    <w:p>
+      <w:pPr>
+        <w:pStyle w:val="16"/>
+        <w:tabs>
+          <w:tab w:val="right" w:leader="dot" w:pos="9224"/>
+        </w:tabs>
+      </w:pPr>
+      <w:r>
+        <w:rPr>
+          <w:rFonts w:hint="eastAsia" w:ascii="Microsoft JhengHei" w:hAnsi="Microsoft JhengHei" w:eastAsia="Microsoft JhengHei" w:cs="Microsoft JhengHei"/>
+          <w:szCs w:val="24"/>
+        </w:rPr>
+        <w:fldChar w:fldCharType="begin"/>
+      </w:r>
+      <w:r>
+        <w:rPr>
+          <w:rFonts w:hint="eastAsia" w:ascii="Microsoft JhengHei" w:hAnsi="Microsoft JhengHei" w:eastAsia="Microsoft JhengHei" w:cs="Microsoft JhengHei"/>
+          <w:szCs w:val="24"/>
+        </w:rPr>
+        <w:instrText xml:space="preserve"> HYPERLINK \l _Toc6244 </w:instrText>
+      </w:r>
+      <w:r>
+        <w:rPr>
+          <w:rFonts w:hint="eastAsia" w:ascii="Microsoft JhengHei" w:hAnsi="Microsoft JhengHei" w:eastAsia="Microsoft JhengHei" w:cs="Microsoft JhengHei"/>
+          <w:szCs w:val="24"/>
+        </w:rPr>
+        <w:fldChar w:fldCharType="separate"/>
+      </w:r>
+      <w:r>
+        <w:rPr>
+          <w:rFonts w:hint="default"/>
+        </w:rPr>
+        <w:t xml:space="preserve">1. </w:t>
+      </w:r>
+      <w:r>
+        <w:t>总则</w:t>
+      </w:r>
+      <w:r>
+        <w:tab/>
+      </w:r>
+      <w:r>
+        <w:fldChar w:fldCharType="begin"/>
+      </w:r>
+      <w:r>
+        <w:instrText xml:space="preserve"> PAGEREF _Toc6244 \h </w:instrText>
+      </w:r>
+      <w:r>
+        <w:fldChar w:fldCharType="separate"/>
+      </w:r>
+      <w:r>
+        <w:t>5</w:t>
+      </w:r>
+      <w:r>
+        <w:fldChar w:fldCharType="end"/>
+      </w:r>
+      <w:r>
+        <w:rPr>
+          <w:rFonts w:hint="eastAsia" w:ascii="Microsoft JhengHei" w:hAnsi="Microsoft JhengHei" w:eastAsia="Microsoft JhengHei" w:cs="Microsoft JhengHei"/>
+          <w:szCs w:val="24"/>
+        </w:rPr>
+        <w:fldChar w:fldCharType="end"/>
+      </w:r>
+    </w:p>
+    <w:p>
+      <w:pPr>
+        <w:pStyle w:val="17"/>
+        <w:tabs>
+          <w:tab w:val="right" w:leader="dot" w:pos="9224"/>
+        </w:tabs>
+      </w:pPr>
+      <w:r>
+        <w:rPr>
+          <w:rFonts w:hint="eastAsia" w:ascii="Microsoft JhengHei" w:hAnsi="Microsoft JhengHei" w:eastAsia="Microsoft JhengHei" w:cs="Microsoft JhengHei"/>
+          <w:szCs w:val="24"/>
+        </w:rPr>
+        <w:fldChar w:fldCharType="begin"/>
+      </w:r>
+      <w:r>
+        <w:rPr>
+          <w:rFonts w:hint="eastAsia" w:ascii="Microsoft JhengHei" w:hAnsi="Microsoft JhengHei" w:eastAsia="Microsoft JhengHei" w:cs="Microsoft JhengHei"/>
+          <w:szCs w:val="24"/>
+        </w:rPr>
+        <w:instrText xml:space="preserve"> HYPERLINK \l _Toc32097 </w:instrText>
+      </w:r>
+      <w:r>
+        <w:rPr>
+          <w:rFonts w:hint="eastAsia" w:ascii="Microsoft JhengHei" w:hAnsi="Microsoft JhengHei" w:eastAsia="Microsoft JhengHei" w:cs="Microsoft JhengHei"/>
+          <w:szCs w:val="24"/>
+        </w:rPr>
+        <w:fldChar w:fldCharType="separate"/>
+      </w:r>
+      <w:r>
+        <w:rPr>
+          <w:rFonts w:hint="default"/>
+        </w:rPr>
+        <w:t xml:space="preserve">1.1. </w:t>
+      </w:r>
+      <w:r>
+        <w:t>目的</w:t>
+      </w:r>
+      <w:r>
+        <w:tab/>
+      </w:r>
+      <w:r>
+        <w:fldChar w:fldCharType="begin"/>
+      </w:r>
+      <w:r>
+        <w:instrText xml:space="preserve"> PAGEREF _Toc32097 \h </w:instrText>
+      </w:r>
+      <w:r>
+        <w:fldChar w:fldCharType="separate"/>
+      </w:r>
+      <w:r>
+        <w:t>5</w:t>
+      </w:r>
+      <w:r>
+        <w:fldChar w:fldCharType="end"/>
+      </w:r>
+      <w:r>
+        <w:rPr>
+          <w:rFonts w:hint="eastAsia" w:ascii="Microsoft JhengHei" w:hAnsi="Microsoft JhengHei" w:eastAsia="Microsoft JhengHei" w:cs="Microsoft JhengHei"/>
+          <w:szCs w:val="24"/>
+        </w:rPr>
+        <w:fldChar w:fldCharType="end"/>
+      </w:r>
+    </w:p>
+    <w:p>
+      <w:pPr>
+        <w:pStyle w:val="17"/>
+        <w:tabs>
+          <w:tab w:val="right" w:leader="dot" w:pos="9224"/>
+        </w:tabs>
+      </w:pPr>
+      <w:r>
+        <w:rPr>
+          <w:rFonts w:hint="eastAsia" w:ascii="Microsoft JhengHei" w:hAnsi="Microsoft JhengHei" w:eastAsia="Microsoft JhengHei" w:cs="Microsoft JhengHei"/>
+          <w:szCs w:val="24"/>
+        </w:rPr>
+        <w:fldChar w:fldCharType="begin"/>
+      </w:r>
+      <w:r>
+        <w:rPr>
+          <w:rFonts w:hint="eastAsia" w:ascii="Microsoft JhengHei" w:hAnsi="Microsoft JhengHei" w:eastAsia="Microsoft JhengHei" w:cs="Microsoft JhengHei"/>
+          <w:szCs w:val="24"/>
+        </w:rPr>
+        <w:instrText xml:space="preserve"> HYPERLINK \l _Toc16114 </w:instrText>
+      </w:r>
+      <w:r>
+        <w:rPr>
+          <w:rFonts w:hint="eastAsia" w:ascii="Microsoft JhengHei" w:hAnsi="Microsoft JhengHei" w:eastAsia="Microsoft JhengHei" w:cs="Microsoft JhengHei"/>
+          <w:szCs w:val="24"/>
+        </w:rPr>
+        <w:fldChar w:fldCharType="separate"/>
+      </w:r>
+      <w:r>
+        <w:rPr>
+          <w:rFonts w:hint="default"/>
+        </w:rPr>
+        <w:t xml:space="preserve">1.2. </w:t>
+      </w:r>
+      <w:r>
+        <w:t>管理原则</w:t>
+      </w:r>
+      <w:r>
+        <w:tab/>
+      </w:r>
+      <w:r>
+        <w:fldChar w:fldCharType="begin"/>
+      </w:r>
+      <w:r>
+        <w:instrText xml:space="preserve"> PAGEREF _Toc16114 \h </w:instrText>
+      </w:r>
+      <w:r>
+        <w:fldChar w:fldCharType="separate"/>
+      </w:r>
+      <w:r>
+        <w:t>5</w:t>
+      </w:r>
+      <w:r>
+        <w:fldChar w:fldCharType="end"/>
+      </w:r>
+      <w:r>
+        <w:rPr>
+          <w:rFonts w:hint="eastAsia" w:ascii="Microsoft JhengHei" w:hAnsi="Microsoft JhengHei" w:eastAsia="Microsoft JhengHei" w:cs="Microsoft JhengHei"/>
+          <w:szCs w:val="24"/>
+        </w:rPr>
+        <w:fldChar w:fldCharType="end"/>
+      </w:r>
+    </w:p>
+    <w:p>
+      <w:pPr>
+        <w:pStyle w:val="17"/>
+        <w:tabs>
+          <w:tab w:val="right" w:leader="dot" w:pos="9224"/>
+        </w:tabs>
+      </w:pPr>
+      <w:r>
+        <w:rPr>
+          <w:rFonts w:hint="eastAsia" w:ascii="Microsoft JhengHei" w:hAnsi="Microsoft JhengHei" w:eastAsia="Microsoft JhengHei" w:cs="Microsoft JhengHei"/>
+          <w:szCs w:val="24"/>
+        </w:rPr>
+        <w:fldChar w:fldCharType="begin"/>
+      </w:r>
+      <w:r>
+        <w:rPr>
+          <w:rFonts w:hint="eastAsia" w:ascii="Microsoft JhengHei" w:hAnsi="Microsoft JhengHei" w:eastAsia="Microsoft JhengHei" w:cs="Microsoft JhengHei"/>
+          <w:szCs w:val="24"/>
+        </w:rPr>
+        <w:instrText xml:space="preserve"> HYPERLINK \l _Toc9238 </w:instrText>
+      </w:r>
+      <w:r>
+        <w:rPr>
+          <w:rFonts w:hint="eastAsia" w:ascii="Microsoft JhengHei" w:hAnsi="Microsoft JhengHei" w:eastAsia="Microsoft JhengHei" w:cs="Microsoft JhengHei"/>
+          <w:szCs w:val="24"/>
+        </w:rPr>
+        <w:fldChar w:fldCharType="separate"/>
+      </w:r>
+      <w:r>
+        <w:rPr>
+          <w:rFonts w:hint="default"/>
+        </w:rPr>
+        <w:t xml:space="preserve">1.3. </w:t>
+      </w:r>
+      <w:r>
+        <w:t>适用范围</w:t>
+      </w:r>
+      <w:r>
+        <w:tab/>
+      </w:r>
+      <w:r>
+        <w:fldChar w:fldCharType="begin"/>
+      </w:r>
+      <w:r>
+        <w:instrText xml:space="preserve"> PAGEREF _Toc9238 \h </w:instrText>
+      </w:r>
+      <w:r>
+        <w:fldChar w:fldCharType="separate"/>
+      </w:r>
+      <w:r>
+        <w:t>5</w:t>
+      </w:r>
+      <w:r>
+        <w:fldChar w:fldCharType="end"/>
+      </w:r>
+      <w:r>
+        <w:rPr>
+          <w:rFonts w:hint="eastAsia" w:ascii="Microsoft JhengHei" w:hAnsi="Microsoft JhengHei" w:eastAsia="Microsoft JhengHei" w:cs="Microsoft JhengHei"/>
+          <w:szCs w:val="24"/>
+        </w:rPr>
+        <w:fldChar w:fldCharType="end"/>
+      </w:r>
+    </w:p>
+    <w:p>
+      <w:pPr>
+        <w:pStyle w:val="16"/>
+        <w:tabs>
+          <w:tab w:val="right" w:leader="dot" w:pos="9224"/>
+        </w:tabs>
+      </w:pPr>
+      <w:r>
+        <w:rPr>
+          <w:rFonts w:hint="eastAsia" w:ascii="Microsoft JhengHei" w:hAnsi="Microsoft JhengHei" w:eastAsia="Microsoft JhengHei" w:cs="Microsoft JhengHei"/>
+          <w:szCs w:val="24"/>
+        </w:rPr>
+        <w:fldChar w:fldCharType="begin"/>
+      </w:r>
+      <w:r>
+        <w:rPr>
+          <w:rFonts w:hint="eastAsia" w:ascii="Microsoft JhengHei" w:hAnsi="Microsoft JhengHei" w:eastAsia="Microsoft JhengHei" w:cs="Microsoft JhengHei"/>
+          <w:szCs w:val="24"/>
+        </w:rPr>
+        <w:instrText xml:space="preserve"> HYPERLINK \l _Toc17620 </w:instrText>
+      </w:r>
+      <w:r>
+        <w:rPr>
+          <w:rFonts w:hint="eastAsia" w:ascii="Microsoft JhengHei" w:hAnsi="Microsoft JhengHei" w:eastAsia="Microsoft JhengHei" w:cs="Microsoft JhengHei"/>
+          <w:szCs w:val="24"/>
+        </w:rPr>
+        <w:fldChar w:fldCharType="separate"/>
+      </w:r>
+      <w:r>
+        <w:rPr>
+          <w:rFonts w:hint="default"/>
+        </w:rPr>
+        <w:t xml:space="preserve">2. </w:t>
+      </w:r>
+      <w:r>
+        <w:t>人力部管理职责</w:t>
+      </w:r>
+      <w:r>
+        <w:tab/>
+      </w:r>
+      <w:r>
+        <w:fldChar w:fldCharType="begin"/>
+      </w:r>
+      <w:r>
+        <w:instrText xml:space="preserve"> PAGEREF _Toc17620 \h </w:instrText>
+      </w:r>
+      <w:r>
+        <w:fldChar w:fldCharType="separate"/>
+      </w:r>
+      <w:r>
+        <w:t>5</w:t>
+      </w:r>
+      <w:r>
+        <w:fldChar w:fldCharType="end"/>
+      </w:r>
+      <w:r>
+        <w:rPr>
+          <w:rFonts w:hint="eastAsia" w:ascii="Microsoft JhengHei" w:hAnsi="Microsoft JhengHei" w:eastAsia="Microsoft JhengHei" w:cs="Microsoft JhengHei"/>
+          <w:szCs w:val="24"/>
+        </w:rPr>
+        <w:fldChar w:fldCharType="end"/>
+      </w:r>
+    </w:p>
+    <w:p>
+      <w:pPr>
+        <w:pStyle w:val="16"/>
+        <w:tabs>
+          <w:tab w:val="right" w:leader="dot" w:pos="9224"/>
+        </w:tabs>
+      </w:pPr>
+      <w:r>
+        <w:rPr>
+          <w:rFonts w:hint="eastAsia" w:ascii="Microsoft JhengHei" w:hAnsi="Microsoft JhengHei" w:eastAsia="Microsoft JhengHei" w:cs="Microsoft JhengHei"/>
+          <w:szCs w:val="24"/>
+        </w:rPr>
+        <w:fldChar w:fldCharType="begin"/>
+      </w:r>
+      <w:r>
+        <w:rPr>
+          <w:rFonts w:hint="eastAsia" w:ascii="Microsoft JhengHei" w:hAnsi="Microsoft JhengHei" w:eastAsia="Microsoft JhengHei" w:cs="Microsoft JhengHei"/>
+          <w:szCs w:val="24"/>
+        </w:rPr>
+        <w:instrText xml:space="preserve"> HYPERLINK \l _Toc18702 </w:instrText>
+      </w:r>
+      <w:r>
+        <w:rPr>
+          <w:rFonts w:hint="eastAsia" w:ascii="Microsoft JhengHei" w:hAnsi="Microsoft JhengHei" w:eastAsia="Microsoft JhengHei" w:cs="Microsoft JhengHei"/>
+          <w:szCs w:val="24"/>
+        </w:rPr>
+        <w:fldChar w:fldCharType="separate"/>
+      </w:r>
+      <w:r>
+        <w:rPr>
+          <w:rFonts w:hint="default"/>
+        </w:rPr>
+        <w:t xml:space="preserve">3. </w:t>
+      </w:r>
+      <w:r>
+        <w:t>招聘计划</w:t>
+      </w:r>
+      <w:r>
+        <w:tab/>
+      </w:r>
+      <w:r>
+        <w:fldChar w:fldCharType="begin"/>
+      </w:r>
+      <w:r>
+        <w:instrText xml:space="preserve"> PAGEREF _Toc18702 \h </w:instrText>
+      </w:r>
+      <w:r>
+        <w:fldChar w:fldCharType="separate"/>
+      </w:r>
+      <w:r>
+        <w:t>5</w:t>
+      </w:r>
+      <w:r>
+        <w:fldChar w:fldCharType="end"/>
+      </w:r>
+      <w:r>
+        <w:rPr>
+          <w:rFonts w:hint="eastAsia" w:ascii="Microsoft JhengHei" w:hAnsi="Microsoft JhengHei" w:eastAsia="Microsoft JhengHei" w:cs="Microsoft JhengHei"/>
+          <w:szCs w:val="24"/>
+        </w:rPr>
+        <w:fldChar w:fldCharType="end"/>
+      </w:r>
+    </w:p>
+    <w:p>
+      <w:pPr>
+        <w:pStyle w:val="17"/>
+        <w:tabs>
+          <w:tab w:val="right" w:leader="dot" w:pos="9224"/>
+        </w:tabs>
+      </w:pPr>
+      <w:r>
+        <w:rPr>
+          <w:rFonts w:hint="eastAsia" w:ascii="Microsoft JhengHei" w:hAnsi="Microsoft JhengHei" w:eastAsia="Microsoft JhengHei" w:cs="Microsoft JhengHei"/>
+          <w:szCs w:val="24"/>
+        </w:rPr>
+        <w:fldChar w:fldCharType="begin"/>
+      </w:r>
+      <w:r>
+        <w:rPr>
+          <w:rFonts w:hint="eastAsia" w:ascii="Microsoft JhengHei" w:hAnsi="Microsoft JhengHei" w:eastAsia="Microsoft JhengHei" w:cs="Microsoft JhengHei"/>
+          <w:szCs w:val="24"/>
+        </w:rPr>
+        <w:instrText xml:space="preserve"> HYPERLINK \l _Toc17455 </w:instrText>
+      </w:r>
+      <w:r>
+        <w:rPr>
+          <w:rFonts w:hint="eastAsia" w:ascii="Microsoft JhengHei" w:hAnsi="Microsoft JhengHei" w:eastAsia="Microsoft JhengHei" w:cs="Microsoft JhengHei"/>
+          <w:szCs w:val="24"/>
+        </w:rPr>
+        <w:fldChar w:fldCharType="separate"/>
+      </w:r>
+      <w:r>
+        <w:rPr>
+          <w:rFonts w:hint="default"/>
+        </w:rPr>
+        <w:t xml:space="preserve">3.1. </w:t>
+      </w:r>
+      <w:r>
+        <w:t>制订时间</w:t>
+      </w:r>
+      <w:r>
+        <w:tab/>
+      </w:r>
+      <w:r>
+        <w:fldChar w:fldCharType="begin"/>
+      </w:r>
+      <w:r>
+        <w:instrText xml:space="preserve"> PAGEREF _Toc17455 \h </w:instrText>
+      </w:r>
+      <w:r>
+        <w:fldChar w:fldCharType="separate"/>
+      </w:r>
+      <w:r>
+        <w:t>5</w:t>
+      </w:r>
+      <w:r>
+        <w:fldChar w:fldCharType="end"/>
+      </w:r>
+      <w:r>
+        <w:rPr>
+          <w:rFonts w:hint="eastAsia" w:ascii="Microsoft JhengHei" w:hAnsi="Microsoft JhengHei" w:eastAsia="Microsoft JhengHei" w:cs="Microsoft JhengHei"/>
+          <w:szCs w:val="24"/>
+        </w:rPr>
+        <w:fldChar w:fldCharType="end"/>
+      </w:r>
+    </w:p>
+    <w:p>
+      <w:pPr>
+        <w:pStyle w:val="17"/>
+        <w:tabs>
+          <w:tab w:val="right" w:leader="dot" w:pos="9224"/>
+        </w:tabs>
+      </w:pPr>
+      <w:r>
+        <w:rPr>
+          <w:rFonts w:hint="eastAsia" w:ascii="Microsoft JhengHei" w:hAnsi="Microsoft JhengHei" w:eastAsia="Microsoft JhengHei" w:cs="Microsoft JhengHei"/>
+          <w:szCs w:val="24"/>
+        </w:rPr>
+        <w:fldChar w:fldCharType="begin"/>
+      </w:r>
+      <w:r>
+        <w:rPr>
+          <w:rFonts w:hint="eastAsia" w:ascii="Microsoft JhengHei" w:hAnsi="Microsoft JhengHei" w:eastAsia="Microsoft JhengHei" w:cs="Microsoft JhengHei"/>
+          <w:szCs w:val="24"/>
+        </w:rPr>
+        <w:instrText xml:space="preserve"> HYPERLINK \l _Toc18890 </w:instrText>
+      </w:r>
+      <w:r>
+        <w:rPr>
+          <w:rFonts w:hint="eastAsia" w:ascii="Microsoft JhengHei" w:hAnsi="Microsoft JhengHei" w:eastAsia="Microsoft JhengHei" w:cs="Microsoft JhengHei"/>
+          <w:szCs w:val="24"/>
+        </w:rPr>
+        <w:fldChar w:fldCharType="separate"/>
+      </w:r>
+      <w:r>
+        <w:rPr>
+          <w:rFonts w:hint="default"/>
+        </w:rPr>
+        <w:t xml:space="preserve">3.2. </w:t>
+      </w:r>
+      <w:r>
+        <w:t>招聘计划内容</w:t>
+      </w:r>
+      <w:r>
+        <w:tab/>
+      </w:r>
+      <w:r>
+        <w:fldChar w:fldCharType="begin"/>
+      </w:r>
+      <w:r>
+        <w:instrText xml:space="preserve"> PAGEREF _Toc18890 \h </w:instrText>
+      </w:r>
+      <w:r>
+        <w:fldChar w:fldCharType="separate"/>
+      </w:r>
+      <w:r>
+        <w:t>5</w:t>
+      </w:r>
+      <w:r>
+        <w:fldChar w:fldCharType="end"/>
+      </w:r>
+      <w:r>
+        <w:rPr>
+          <w:rFonts w:hint="eastAsia" w:ascii="Microsoft JhengHei" w:hAnsi="Microsoft JhengHei" w:eastAsia="Microsoft JhengHei" w:cs="Microsoft JhengHei"/>
+          <w:szCs w:val="24"/>
+        </w:rPr>
+        <w:fldChar w:fldCharType="end"/>
+      </w:r>
+    </w:p>
+    <w:p>
+      <w:pPr>
+        <w:pStyle w:val="17"/>
+        <w:tabs>
+          <w:tab w:val="right" w:leader="dot" w:pos="9224"/>
+        </w:tabs>
+      </w:pPr>
+      <w:r>
+        <w:rPr>
+          <w:rFonts w:hint="eastAsia" w:ascii="Microsoft JhengHei" w:hAnsi="Microsoft JhengHei" w:eastAsia="Microsoft JhengHei" w:cs="Microsoft JhengHei"/>
+          <w:szCs w:val="24"/>
+        </w:rPr>
+        <w:fldChar w:fldCharType="begin"/>
+      </w:r>
+      <w:r>
+        <w:rPr>
+          <w:rFonts w:hint="eastAsia" w:ascii="Microsoft JhengHei" w:hAnsi="Microsoft JhengHei" w:eastAsia="Microsoft JhengHei" w:cs="Microsoft JhengHei"/>
+          <w:szCs w:val="24"/>
+        </w:rPr>
+        <w:instrText xml:space="preserve"> HYPERLINK \l _Toc26802 </w:instrText>
+      </w:r>
+      <w:r>
+        <w:rPr>
+          <w:rFonts w:hint="eastAsia" w:ascii="Microsoft JhengHei" w:hAnsi="Microsoft JhengHei" w:eastAsia="Microsoft JhengHei" w:cs="Microsoft JhengHei"/>
+          <w:szCs w:val="24"/>
+        </w:rPr>
+        <w:fldChar w:fldCharType="separate"/>
+      </w:r>
+      <w:r>
+        <w:rPr>
+          <w:rFonts w:hint="default"/>
+        </w:rPr>
+        <w:t xml:space="preserve">3.3. </w:t>
+      </w:r>
+      <w:r>
+        <w:t>审批及调整</w:t>
+      </w:r>
+      <w:r>
+        <w:tab/>
+      </w:r>
+      <w:r>
+        <w:fldChar w:fldCharType="begin"/>
+      </w:r>
+      <w:r>
+        <w:instrText xml:space="preserve"> PAGEREF _Toc26802 \h </w:instrText>
+      </w:r>
+      <w:r>
+        <w:fldChar w:fldCharType="separate"/>
+      </w:r>
+      <w:r>
+        <w:t>6</w:t>
+      </w:r>
+      <w:r>
+        <w:fldChar w:fldCharType="end"/>
+      </w:r>
+      <w:r>
+        <w:rPr>
+          <w:rFonts w:hint="eastAsia" w:ascii="Microsoft JhengHei" w:hAnsi="Microsoft JhengHei" w:eastAsia="Microsoft JhengHei" w:cs="Microsoft JhengHei"/>
+          <w:szCs w:val="24"/>
+        </w:rPr>
+        <w:fldChar w:fldCharType="end"/>
+      </w:r>
+    </w:p>
+    <w:p>
+      <w:pPr>
+        <w:pStyle w:val="16"/>
+        <w:tabs>
+          <w:tab w:val="right" w:leader="dot" w:pos="9224"/>
+        </w:tabs>
+      </w:pPr>
+      <w:r>
+        <w:rPr>
+          <w:rFonts w:hint="eastAsia" w:ascii="Microsoft JhengHei" w:hAnsi="Microsoft JhengHei" w:eastAsia="Microsoft JhengHei" w:cs="Microsoft JhengHei"/>
+          <w:szCs w:val="24"/>
+        </w:rPr>
+        <w:fldChar w:fldCharType="begin"/>
+      </w:r>
+      <w:r>
+        <w:rPr>
+          <w:rFonts w:hint="eastAsia" w:ascii="Microsoft JhengHei" w:hAnsi="Microsoft JhengHei" w:eastAsia="Microsoft JhengHei" w:cs="Microsoft JhengHei"/>
+          <w:szCs w:val="24"/>
+        </w:rPr>
+        <w:instrText xml:space="preserve"> HYPERLINK \l _Toc32452 </w:instrText>
+      </w:r>
+      <w:r>
+        <w:rPr>
+          <w:rFonts w:hint="eastAsia" w:ascii="Microsoft JhengHei" w:hAnsi="Microsoft JhengHei" w:eastAsia="Microsoft JhengHei" w:cs="Microsoft JhengHei"/>
+          <w:szCs w:val="24"/>
+        </w:rPr>
+        <w:fldChar w:fldCharType="separate"/>
+      </w:r>
+      <w:r>
+        <w:rPr>
+          <w:rFonts w:hint="default"/>
+        </w:rPr>
+        <w:t xml:space="preserve">4. </w:t>
+      </w:r>
+      <w:r>
+        <w:t>招聘渠道</w:t>
+      </w:r>
+      <w:r>
+        <w:tab/>
+      </w:r>
+      <w:r>
+        <w:fldChar w:fldCharType="begin"/>
+      </w:r>
+      <w:r>
+        <w:instrText xml:space="preserve"> PAGEREF _Toc32452 \h </w:instrText>
+      </w:r>
+      <w:r>
+        <w:fldChar w:fldCharType="separate"/>
+      </w:r>
+      <w:r>
+        <w:t>6</w:t>
+      </w:r>
+      <w:r>
+        <w:fldChar w:fldCharType="end"/>
+      </w:r>
+      <w:r>
+        <w:rPr>
+          <w:rFonts w:hint="eastAsia" w:ascii="Microsoft JhengHei" w:hAnsi="Microsoft JhengHei" w:eastAsia="Microsoft JhengHei" w:cs="Microsoft JhengHei"/>
+          <w:szCs w:val="24"/>
+        </w:rPr>
+        <w:fldChar w:fldCharType="end"/>
+      </w:r>
+    </w:p>
+    <w:p>
+      <w:pPr>
+        <w:pStyle w:val="17"/>
+        <w:tabs>
+          <w:tab w:val="right" w:leader="dot" w:pos="9224"/>
+        </w:tabs>
+      </w:pPr>
+      <w:r>
+        <w:rPr>
+          <w:rFonts w:hint="eastAsia" w:ascii="Microsoft JhengHei" w:hAnsi="Microsoft JhengHei" w:eastAsia="Microsoft JhengHei" w:cs="Microsoft JhengHei"/>
+          <w:szCs w:val="24"/>
+        </w:rPr>
+        <w:fldChar w:fldCharType="begin"/>
+      </w:r>
+      <w:r>
+        <w:rPr>
+          <w:rFonts w:hint="eastAsia" w:ascii="Microsoft JhengHei" w:hAnsi="Microsoft JhengHei" w:eastAsia="Microsoft JhengHei" w:cs="Microsoft JhengHei"/>
+          <w:szCs w:val="24"/>
+        </w:rPr>
+        <w:instrText xml:space="preserve"> HYPERLINK \l _Toc7779 </w:instrText>
+      </w:r>
+      <w:r>
+        <w:rPr>
+          <w:rFonts w:hint="eastAsia" w:ascii="Microsoft JhengHei" w:hAnsi="Microsoft JhengHei" w:eastAsia="Microsoft JhengHei" w:cs="Microsoft JhengHei"/>
+          <w:szCs w:val="24"/>
+        </w:rPr>
+        <w:fldChar w:fldCharType="separate"/>
+      </w:r>
+      <w:r>
+        <w:rPr>
+          <w:rFonts w:hint="default"/>
+        </w:rPr>
+        <w:t xml:space="preserve">4.1. </w:t>
+      </w:r>
+      <w:r>
+        <w:t>内部招聘渠道</w:t>
+      </w:r>
+      <w:r>
+        <w:tab/>
+      </w:r>
+      <w:r>
+        <w:fldChar w:fldCharType="begin"/>
+      </w:r>
+      <w:r>
+        <w:instrText xml:space="preserve"> PAGEREF _Toc7779 \h </w:instrText>
+      </w:r>
+      <w:r>
+        <w:fldChar w:fldCharType="separate"/>
+      </w:r>
+      <w:r>
+        <w:t>6</w:t>
+      </w:r>
+      <w:r>
+        <w:fldChar w:fldCharType="end"/>
+      </w:r>
+      <w:r>
+        <w:rPr>
+          <w:rFonts w:hint="eastAsia" w:ascii="Microsoft JhengHei" w:hAnsi="Microsoft JhengHei" w:eastAsia="Microsoft JhengHei" w:cs="Microsoft JhengHei"/>
+          <w:szCs w:val="24"/>
+        </w:rPr>
+        <w:fldChar w:fldCharType="end"/>
+      </w:r>
+    </w:p>
+    <w:p>
+      <w:pPr>
+        <w:pStyle w:val="17"/>
+        <w:tabs>
+          <w:tab w:val="right" w:leader="dot" w:pos="9224"/>
+        </w:tabs>
+      </w:pPr>
+      <w:r>
+        <w:rPr>
+          <w:rFonts w:hint="eastAsia" w:ascii="Microsoft JhengHei" w:hAnsi="Microsoft JhengHei" w:eastAsia="Microsoft JhengHei" w:cs="Microsoft JhengHei"/>
+          <w:szCs w:val="24"/>
+        </w:rPr>
+        <w:fldChar w:fldCharType="begin"/>
+      </w:r>
+      <w:r>
+        <w:rPr>
+          <w:rFonts w:hint="eastAsia" w:ascii="Microsoft JhengHei" w:hAnsi="Microsoft JhengHei" w:eastAsia="Microsoft JhengHei" w:cs="Microsoft JhengHei"/>
+          <w:szCs w:val="24"/>
+        </w:rPr>
+        <w:instrText xml:space="preserve"> HYPERLINK \l _Toc11123 </w:instrText>
+      </w:r>
+      <w:r>
+        <w:rPr>
+          <w:rFonts w:hint="eastAsia" w:ascii="Microsoft JhengHei" w:hAnsi="Microsoft JhengHei" w:eastAsia="Microsoft JhengHei" w:cs="Microsoft JhengHei"/>
+          <w:szCs w:val="24"/>
+        </w:rPr>
+        <w:fldChar w:fldCharType="separate"/>
+      </w:r>
+      <w:r>
+        <w:rPr>
+          <w:rFonts w:hint="default"/>
+        </w:rPr>
+        <w:t xml:space="preserve">4.2. </w:t>
+      </w:r>
+      <w:r>
+        <w:t>外部招聘渠道</w:t>
+      </w:r>
+      <w:r>
+        <w:tab/>
+      </w:r>
+      <w:r>
+        <w:fldChar w:fldCharType="begin"/>
+      </w:r>
+      <w:r>
+        <w:instrText xml:space="preserve"> PAGEREF _Toc11123 \h </w:instrText>
+      </w:r>
+      <w:r>
+        <w:fldChar w:fldCharType="separate"/>
+      </w:r>
+      <w:r>
+        <w:t>6</w:t>
+      </w:r>
+      <w:r>
+        <w:fldChar w:fldCharType="end"/>
+      </w:r>
+      <w:r>
+        <w:rPr>
+          <w:rFonts w:hint="eastAsia" w:ascii="Microsoft JhengHei" w:hAnsi="Microsoft JhengHei" w:eastAsia="Microsoft JhengHei" w:cs="Microsoft JhengHei"/>
+          <w:szCs w:val="24"/>
+        </w:rPr>
+        <w:fldChar w:fldCharType="end"/>
+      </w:r>
+    </w:p>
+    <w:p>
+      <w:pPr>
+        <w:pStyle w:val="16"/>
+        <w:tabs>
+          <w:tab w:val="right" w:leader="dot" w:pos="9224"/>
+        </w:tabs>
+      </w:pPr>
+      <w:r>
+        <w:rPr>
+          <w:rFonts w:hint="eastAsia" w:ascii="Microsoft JhengHei" w:hAnsi="Microsoft JhengHei" w:eastAsia="Microsoft JhengHei" w:cs="Microsoft JhengHei"/>
+          <w:szCs w:val="24"/>
+        </w:rPr>
+        <w:fldChar w:fldCharType="begin"/>
+      </w:r>
+      <w:r>
+        <w:rPr>
+          <w:rFonts w:hint="eastAsia" w:ascii="Microsoft JhengHei" w:hAnsi="Microsoft JhengHei" w:eastAsia="Microsoft JhengHei" w:cs="Microsoft JhengHei"/>
+          <w:szCs w:val="24"/>
+        </w:rPr>
+        <w:instrText xml:space="preserve"> HYPERLINK \l _Toc19495 </w:instrText>
+      </w:r>
+      <w:r>
+        <w:rPr>
+          <w:rFonts w:hint="eastAsia" w:ascii="Microsoft JhengHei" w:hAnsi="Microsoft JhengHei" w:eastAsia="Microsoft JhengHei" w:cs="Microsoft JhengHei"/>
+          <w:szCs w:val="24"/>
+        </w:rPr>
+        <w:fldChar w:fldCharType="separate"/>
+      </w:r>
+      <w:r>
+        <w:rPr>
+          <w:rFonts w:hint="default"/>
+        </w:rPr>
+        <w:t xml:space="preserve">5. </w:t>
+      </w:r>
+      <w:r>
+        <w:t>招聘费用管理</w:t>
+      </w:r>
+      <w:r>
+        <w:tab/>
+      </w:r>
+      <w:r>
+        <w:fldChar w:fldCharType="begin"/>
+      </w:r>
+      <w:r>
+        <w:instrText xml:space="preserve"> PAGEREF _Toc19495 \h </w:instrText>
+      </w:r>
+      <w:r>
+        <w:fldChar w:fldCharType="separate"/>
+      </w:r>
+      <w:r>
+        <w:t>6</w:t>
+      </w:r>
+      <w:r>
+        <w:fldChar w:fldCharType="end"/>
+      </w:r>
+      <w:r>
+        <w:rPr>
+          <w:rFonts w:hint="eastAsia" w:ascii="Microsoft JhengHei" w:hAnsi="Microsoft JhengHei" w:eastAsia="Microsoft JhengHei" w:cs="Microsoft JhengHei"/>
+          <w:szCs w:val="24"/>
+        </w:rPr>
+        <w:fldChar w:fldCharType="end"/>
+      </w:r>
+    </w:p>
+    <w:p>
+      <w:pPr>
+        <w:pStyle w:val="17"/>
+        <w:tabs>
+          <w:tab w:val="right" w:leader="dot" w:pos="9224"/>
+        </w:tabs>
+      </w:pPr>
+      <w:r>
+        <w:rPr>
+          <w:rFonts w:hint="eastAsia" w:ascii="Microsoft JhengHei" w:hAnsi="Microsoft JhengHei" w:eastAsia="Microsoft JhengHei" w:cs="Microsoft JhengHei"/>
+          <w:szCs w:val="24"/>
+        </w:rPr>
+        <w:fldChar w:fldCharType="begin"/>
+      </w:r>
+      <w:r>
+        <w:rPr>
+          <w:rFonts w:hint="eastAsia" w:ascii="Microsoft JhengHei" w:hAnsi="Microsoft JhengHei" w:eastAsia="Microsoft JhengHei" w:cs="Microsoft JhengHei"/>
+          <w:szCs w:val="24"/>
+        </w:rPr>
+        <w:instrText xml:space="preserve"> HYPERLINK \l _Toc12114 </w:instrText>
+      </w:r>
+      <w:r>
+        <w:rPr>
+          <w:rFonts w:hint="eastAsia" w:ascii="Microsoft JhengHei" w:hAnsi="Microsoft JhengHei" w:eastAsia="Microsoft JhengHei" w:cs="Microsoft JhengHei"/>
+          <w:szCs w:val="24"/>
+        </w:rPr>
+        <w:fldChar w:fldCharType="separate"/>
+      </w:r>
+      <w:r>
+        <w:rPr>
+          <w:rFonts w:hint="default"/>
+        </w:rPr>
+        <w:t xml:space="preserve">5.1. </w:t>
+      </w:r>
+      <w:r>
+        <w:t>招聘费用范围</w:t>
+      </w:r>
+      <w:r>
+        <w:tab/>
+      </w:r>
+      <w:r>
+        <w:fldChar w:fldCharType="begin"/>
+      </w:r>
+      <w:r>
+        <w:instrText xml:space="preserve"> PAGEREF _Toc12114 \h </w:instrText>
+      </w:r>
+      <w:r>
+        <w:fldChar w:fldCharType="separate"/>
+      </w:r>
+      <w:r>
+        <w:t>6</w:t>
+      </w:r>
+      <w:r>
+        <w:fldChar w:fldCharType="end"/>
+      </w:r>
+      <w:r>
+        <w:rPr>
+          <w:rFonts w:hint="eastAsia" w:ascii="Microsoft JhengHei" w:hAnsi="Microsoft JhengHei" w:eastAsia="Microsoft JhengHei" w:cs="Microsoft JhengHei"/>
+          <w:szCs w:val="24"/>
+        </w:rPr>
+        <w:fldChar w:fldCharType="end"/>
+      </w:r>
+    </w:p>
+    <w:p>
+      <w:pPr>
+        <w:pStyle w:val="17"/>
+        <w:tabs>
+          <w:tab w:val="right" w:leader="dot" w:pos="9224"/>
+        </w:tabs>
+      </w:pPr>
+      <w:r>
+        <w:rPr>
+          <w:rFonts w:hint="eastAsia" w:ascii="Microsoft JhengHei" w:hAnsi="Microsoft JhengHei" w:eastAsia="Microsoft JhengHei" w:cs="Microsoft JhengHei"/>
+          <w:szCs w:val="24"/>
+        </w:rPr>
+        <w:fldChar w:fldCharType="begin"/>
+      </w:r>
+      <w:r>
+        <w:rPr>
+          <w:rFonts w:hint="eastAsia" w:ascii="Microsoft JhengHei" w:hAnsi="Microsoft JhengHei" w:eastAsia="Microsoft JhengHei" w:cs="Microsoft JhengHei"/>
+          <w:szCs w:val="24"/>
+        </w:rPr>
+        <w:instrText xml:space="preserve"> HYPERLINK \l _Toc7977 </w:instrText>
+      </w:r>
+      <w:r>
+        <w:rPr>
+          <w:rFonts w:hint="eastAsia" w:ascii="Microsoft JhengHei" w:hAnsi="Microsoft JhengHei" w:eastAsia="Microsoft JhengHei" w:cs="Microsoft JhengHei"/>
+          <w:szCs w:val="24"/>
+        </w:rPr>
+        <w:fldChar w:fldCharType="separate"/>
+      </w:r>
+      <w:r>
+        <w:rPr>
+          <w:rFonts w:hint="default"/>
+        </w:rPr>
+        <w:t xml:space="preserve">5.2. </w:t>
+      </w:r>
+      <w:r>
+        <w:t>招聘费用预算</w:t>
+      </w:r>
+      <w:r>
+        <w:tab/>
+      </w:r>
+      <w:r>
+        <w:fldChar w:fldCharType="begin"/>
+      </w:r>
+      <w:r>
+        <w:instrText xml:space="preserve"> PAGEREF _Toc7977 \h </w:instrText>
+      </w:r>
+      <w:r>
+        <w:fldChar w:fldCharType="separate"/>
+      </w:r>
+      <w:r>
+        <w:t>6</w:t>
+      </w:r>
+      <w:r>
+        <w:fldChar w:fldCharType="end"/>
+      </w:r>
+      <w:r>
+        <w:rPr>
+          <w:rFonts w:hint="eastAsia" w:ascii="Microsoft JhengHei" w:hAnsi="Microsoft JhengHei" w:eastAsia="Microsoft JhengHei" w:cs="Microsoft JhengHei"/>
+          <w:szCs w:val="24"/>
+        </w:rPr>
+        <w:fldChar w:fldCharType="end"/>
+      </w:r>
+    </w:p>
+    <w:p>
+      <w:pPr>
+        <w:pStyle w:val="16"/>
+        <w:tabs>
+          <w:tab w:val="right" w:leader="dot" w:pos="9224"/>
+        </w:tabs>
+      </w:pPr>
+      <w:r>
+        <w:rPr>
+          <w:rFonts w:hint="eastAsia" w:ascii="Microsoft JhengHei" w:hAnsi="Microsoft JhengHei" w:eastAsia="Microsoft JhengHei" w:cs="Microsoft JhengHei"/>
+          <w:szCs w:val="24"/>
+        </w:rPr>
+        <w:fldChar w:fldCharType="begin"/>
+      </w:r>
+      <w:r>
+        <w:rPr>
+          <w:rFonts w:hint="eastAsia" w:ascii="Microsoft JhengHei" w:hAnsi="Microsoft JhengHei" w:eastAsia="Microsoft JhengHei" w:cs="Microsoft JhengHei"/>
+          <w:szCs w:val="24"/>
+        </w:rPr>
+        <w:instrText xml:space="preserve"> HYPERLINK \l _Toc2064 </w:instrText>
+      </w:r>
+      <w:r>
+        <w:rPr>
+          <w:rFonts w:hint="eastAsia" w:ascii="Microsoft JhengHei" w:hAnsi="Microsoft JhengHei" w:eastAsia="Microsoft JhengHei" w:cs="Microsoft JhengHei"/>
+          <w:szCs w:val="24"/>
+        </w:rPr>
+        <w:fldChar w:fldCharType="separate"/>
+      </w:r>
+      <w:r>
+        <w:rPr>
+          <w:rFonts w:hint="default"/>
+        </w:rPr>
+        <w:t xml:space="preserve">6. </w:t>
+      </w:r>
+      <w:r>
+        <w:t>招聘考核录用程序</w:t>
+      </w:r>
+      <w:r>
+        <w:tab/>
+      </w:r>
+      <w:r>
+        <w:fldChar w:fldCharType="begin"/>
+      </w:r>
+      <w:r>
+        <w:instrText xml:space="preserve"> PAGEREF _Toc2064 \h </w:instrText>
+      </w:r>
+      <w:r>
+        <w:fldChar w:fldCharType="separate"/>
+      </w:r>
+      <w:r>
+        <w:t>7</w:t>
+      </w:r>
+      <w:r>
+        <w:fldChar w:fldCharType="end"/>
+      </w:r>
+      <w:r>
+        <w:rPr>
+          <w:rFonts w:hint="eastAsia" w:ascii="Microsoft JhengHei" w:hAnsi="Microsoft JhengHei" w:eastAsia="Microsoft JhengHei" w:cs="Microsoft JhengHei"/>
+          <w:szCs w:val="24"/>
+        </w:rPr>
+        <w:fldChar w:fldCharType="end"/>
+      </w:r>
+    </w:p>
+    <w:p>
+      <w:pPr>
+        <w:pStyle w:val="17"/>
+        <w:tabs>
+          <w:tab w:val="right" w:leader="dot" w:pos="9224"/>
+        </w:tabs>
+      </w:pPr>
+      <w:r>
+        <w:rPr>
+          <w:rFonts w:hint="eastAsia" w:ascii="Microsoft JhengHei" w:hAnsi="Microsoft JhengHei" w:eastAsia="Microsoft JhengHei" w:cs="Microsoft JhengHei"/>
+          <w:szCs w:val="24"/>
+        </w:rPr>
+        <w:fldChar w:fldCharType="begin"/>
+      </w:r>
+      <w:r>
+        <w:rPr>
+          <w:rFonts w:hint="eastAsia" w:ascii="Microsoft JhengHei" w:hAnsi="Microsoft JhengHei" w:eastAsia="Microsoft JhengHei" w:cs="Microsoft JhengHei"/>
+          <w:szCs w:val="24"/>
+        </w:rPr>
+        <w:instrText xml:space="preserve"> HYPERLINK \l _Toc22214 </w:instrText>
+      </w:r>
+      <w:r>
+        <w:rPr>
+          <w:rFonts w:hint="eastAsia" w:ascii="Microsoft JhengHei" w:hAnsi="Microsoft JhengHei" w:eastAsia="Microsoft JhengHei" w:cs="Microsoft JhengHei"/>
+          <w:szCs w:val="24"/>
+        </w:rPr>
+        <w:fldChar w:fldCharType="separate"/>
+      </w:r>
+      <w:r>
+        <w:rPr>
+          <w:rFonts w:hint="default"/>
+        </w:rPr>
+        <w:t xml:space="preserve">6.1. </w:t>
+      </w:r>
+      <w:r>
+        <w:t>简历筛选</w:t>
+      </w:r>
+      <w:r>
+        <w:tab/>
+      </w:r>
+      <w:r>
+        <w:fldChar w:fldCharType="begin"/>
+      </w:r>
+      <w:r>
+        <w:instrText xml:space="preserve"> PAGEREF _Toc22214 \h </w:instrText>
+      </w:r>
+      <w:r>
+        <w:fldChar w:fldCharType="separate"/>
+      </w:r>
+      <w:r>
+        <w:t>7</w:t>
+      </w:r>
+      <w:r>
+        <w:fldChar w:fldCharType="end"/>
+      </w:r>
+      <w:r>
+        <w:rPr>
+          <w:rFonts w:hint="eastAsia" w:ascii="Microsoft JhengHei" w:hAnsi="Microsoft JhengHei" w:eastAsia="Microsoft JhengHei" w:cs="Microsoft JhengHei"/>
+          <w:szCs w:val="24"/>
+        </w:rPr>
+        <w:fldChar w:fldCharType="end"/>
+      </w:r>
+    </w:p>
+    <w:p>
+      <w:pPr>
+        <w:pStyle w:val="17"/>
+        <w:tabs>
+          <w:tab w:val="right" w:leader="dot" w:pos="9224"/>
+        </w:tabs>
+      </w:pPr>
+      <w:r>
+        <w:rPr>
+          <w:rFonts w:hint="eastAsia" w:ascii="Microsoft JhengHei" w:hAnsi="Microsoft JhengHei" w:eastAsia="Microsoft JhengHei" w:cs="Microsoft JhengHei"/>
+          <w:szCs w:val="24"/>
+        </w:rPr>
+        <w:fldChar w:fldCharType="begin"/>
+      </w:r>
+      <w:r>
+        <w:rPr>
+          <w:rFonts w:hint="eastAsia" w:ascii="Microsoft JhengHei" w:hAnsi="Microsoft JhengHei" w:eastAsia="Microsoft JhengHei" w:cs="Microsoft JhengHei"/>
+          <w:szCs w:val="24"/>
+        </w:rPr>
+        <w:instrText xml:space="preserve"> HYPERLINK \l _Toc30296 </w:instrText>
+      </w:r>
+      <w:r>
+        <w:rPr>
+          <w:rFonts w:hint="eastAsia" w:ascii="Microsoft JhengHei" w:hAnsi="Microsoft JhengHei" w:eastAsia="Microsoft JhengHei" w:cs="Microsoft JhengHei"/>
+          <w:szCs w:val="24"/>
+        </w:rPr>
+        <w:fldChar w:fldCharType="separate"/>
+      </w:r>
+      <w:r>
+        <w:rPr>
+          <w:rFonts w:hint="default"/>
+        </w:rPr>
+        <w:t xml:space="preserve">6.2. </w:t>
+      </w:r>
+      <w:r>
+        <w:t>面试</w:t>
+      </w:r>
+      <w:r>
+        <w:tab/>
+      </w:r>
+      <w:r>
+        <w:fldChar w:fldCharType="begin"/>
+      </w:r>
+      <w:r>
+        <w:instrText xml:space="preserve"> PAGEREF _Toc30296 \h </w:instrText>
+      </w:r>
+      <w:r>
+        <w:fldChar w:fldCharType="separate"/>
+      </w:r>
+      <w:r>
+        <w:t>7</w:t>
+      </w:r>
+      <w:r>
+        <w:fldChar w:fldCharType="end"/>
+      </w:r>
+      <w:r>
+        <w:rPr>
+          <w:rFonts w:hint="eastAsia" w:ascii="Microsoft JhengHei" w:hAnsi="Microsoft JhengHei" w:eastAsia="Microsoft JhengHei" w:cs="Microsoft JhengHei"/>
+          <w:szCs w:val="24"/>
+        </w:rPr>
+        <w:fldChar w:fldCharType="end"/>
+      </w:r>
+    </w:p>
+    <w:p>
+      <w:pPr>
+        <w:pStyle w:val="17"/>
+        <w:tabs>
+          <w:tab w:val="right" w:leader="dot" w:pos="9224"/>
+        </w:tabs>
+      </w:pPr>
+      <w:r>
+        <w:rPr>
+          <w:rFonts w:hint="eastAsia" w:ascii="Microsoft JhengHei" w:hAnsi="Microsoft JhengHei" w:eastAsia="Microsoft JhengHei" w:cs="Microsoft JhengHei"/>
+          <w:szCs w:val="24"/>
+        </w:rPr>
+        <w:fldChar w:fldCharType="begin"/>
+      </w:r>
+      <w:r>
+        <w:rPr>
+          <w:rFonts w:hint="eastAsia" w:ascii="Microsoft JhengHei" w:hAnsi="Microsoft JhengHei" w:eastAsia="Microsoft JhengHei" w:cs="Microsoft JhengHei"/>
+          <w:szCs w:val="24"/>
+        </w:rPr>
+        <w:instrText xml:space="preserve"> HYPERLINK \l _Toc15540 </w:instrText>
+      </w:r>
+      <w:r>
+        <w:rPr>
+          <w:rFonts w:hint="eastAsia" w:ascii="Microsoft JhengHei" w:hAnsi="Microsoft JhengHei" w:eastAsia="Microsoft JhengHei" w:cs="Microsoft JhengHei"/>
+          <w:szCs w:val="24"/>
+        </w:rPr>
+        <w:fldChar w:fldCharType="separate"/>
+      </w:r>
+      <w:r>
+        <w:rPr>
+          <w:rFonts w:hint="default"/>
+        </w:rPr>
+        <w:t xml:space="preserve">6.3. </w:t>
+      </w:r>
+      <w:r>
+        <w:t>背景调查</w:t>
+      </w:r>
+      <w:r>
+        <w:tab/>
+      </w:r>
+      <w:r>
+        <w:fldChar w:fldCharType="begin"/>
+      </w:r>
+      <w:r>
+        <w:instrText xml:space="preserve"> PAGEREF _Toc15540 \h </w:instrText>
+      </w:r>
+      <w:r>
+        <w:fldChar w:fldCharType="separate"/>
+      </w:r>
+      <w:r>
+        <w:t>7</w:t>
+      </w:r>
+      <w:r>
+        <w:fldChar w:fldCharType="end"/>
+      </w:r>
+      <w:r>
+        <w:rPr>
+          <w:rFonts w:hint="eastAsia" w:ascii="Microsoft JhengHei" w:hAnsi="Microsoft JhengHei" w:eastAsia="Microsoft JhengHei" w:cs="Microsoft JhengHei"/>
+          <w:szCs w:val="24"/>
+        </w:rPr>
+        <w:fldChar w:fldCharType="end"/>
+      </w:r>
+    </w:p>
+    <w:p>
+      <w:pPr>
+        <w:pStyle w:val="17"/>
+        <w:tabs>
+          <w:tab w:val="right" w:leader="dot" w:pos="9224"/>
+        </w:tabs>
+      </w:pPr>
+      <w:r>
+        <w:rPr>
+          <w:rFonts w:hint="eastAsia" w:ascii="Microsoft JhengHei" w:hAnsi="Microsoft JhengHei" w:eastAsia="Microsoft JhengHei" w:cs="Microsoft JhengHei"/>
+          <w:szCs w:val="24"/>
+        </w:rPr>
+        <w:fldChar w:fldCharType="begin"/>
+      </w:r>
+      <w:r>
+        <w:rPr>
+          <w:rFonts w:hint="eastAsia" w:ascii="Microsoft JhengHei" w:hAnsi="Microsoft JhengHei" w:eastAsia="Microsoft JhengHei" w:cs="Microsoft JhengHei"/>
+          <w:szCs w:val="24"/>
+        </w:rPr>
+        <w:instrText xml:space="preserve"> HYPERLINK \l _Toc25048 </w:instrText>
+      </w:r>
+      <w:r>
+        <w:rPr>
+          <w:rFonts w:hint="eastAsia" w:ascii="Microsoft JhengHei" w:hAnsi="Microsoft JhengHei" w:eastAsia="Microsoft JhengHei" w:cs="Microsoft JhengHei"/>
+          <w:szCs w:val="24"/>
+        </w:rPr>
+        <w:fldChar w:fldCharType="separate"/>
+      </w:r>
+      <w:r>
+        <w:rPr>
+          <w:rFonts w:hint="default"/>
+        </w:rPr>
+        <w:t xml:space="preserve">6.4. </w:t>
+      </w:r>
+      <w:r>
+        <w:t>确定录用人选及结果反馈</w:t>
+      </w:r>
+      <w:r>
+        <w:tab/>
+      </w:r>
+      <w:r>
+        <w:fldChar w:fldCharType="begin"/>
+      </w:r>
+      <w:r>
+        <w:instrText xml:space="preserve"> PAGEREF _Toc25048 \h </w:instrText>
+      </w:r>
+      <w:r>
+        <w:fldChar w:fldCharType="separate"/>
+      </w:r>
+      <w:r>
+        <w:t>8</w:t>
+      </w:r>
+      <w:r>
+        <w:fldChar w:fldCharType="end"/>
+      </w:r>
+      <w:r>
+        <w:rPr>
+          <w:rFonts w:hint="eastAsia" w:ascii="Microsoft JhengHei" w:hAnsi="Microsoft JhengHei" w:eastAsia="Microsoft JhengHei" w:cs="Microsoft JhengHei"/>
+          <w:szCs w:val="24"/>
+        </w:rPr>
+        <w:fldChar w:fldCharType="end"/>
+      </w:r>
+    </w:p>
+    <w:p>
+      <w:pPr>
+        <w:pStyle w:val="16"/>
+        <w:tabs>
+          <w:tab w:val="right" w:leader="dot" w:pos="9224"/>
+        </w:tabs>
+      </w:pPr>
+      <w:r>
+        <w:rPr>
+          <w:rFonts w:hint="eastAsia" w:ascii="Microsoft JhengHei" w:hAnsi="Microsoft JhengHei" w:eastAsia="Microsoft JhengHei" w:cs="Microsoft JhengHei"/>
+          <w:szCs w:val="24"/>
+        </w:rPr>
+        <w:fldChar w:fldCharType="begin"/>
+      </w:r>
+      <w:r>
+        <w:rPr>
+          <w:rFonts w:hint="eastAsia" w:ascii="Microsoft JhengHei" w:hAnsi="Microsoft JhengHei" w:eastAsia="Microsoft JhengHei" w:cs="Microsoft JhengHei"/>
+          <w:szCs w:val="24"/>
+        </w:rPr>
+        <w:instrText xml:space="preserve"> HYPERLINK \l _Toc4983 </w:instrText>
+      </w:r>
+      <w:r>
+        <w:rPr>
+          <w:rFonts w:hint="eastAsia" w:ascii="Microsoft JhengHei" w:hAnsi="Microsoft JhengHei" w:eastAsia="Microsoft JhengHei" w:cs="Microsoft JhengHei"/>
+          <w:szCs w:val="24"/>
+        </w:rPr>
+        <w:fldChar w:fldCharType="separate"/>
+      </w:r>
+      <w:r>
+        <w:rPr>
+          <w:rFonts w:hint="default"/>
+        </w:rPr>
+        <w:t xml:space="preserve">7. </w:t>
+      </w:r>
+      <w:r>
+        <w:t>体检</w:t>
+      </w:r>
+      <w:r>
+        <w:tab/>
+      </w:r>
+      <w:r>
+        <w:fldChar w:fldCharType="begin"/>
+      </w:r>
+      <w:r>
+        <w:instrText xml:space="preserve"> PAGEREF _Toc4983 \h </w:instrText>
+      </w:r>
+      <w:r>
+        <w:fldChar w:fldCharType="separate"/>
+      </w:r>
+      <w:r>
+        <w:t>8</w:t>
+      </w:r>
+      <w:r>
+        <w:fldChar w:fldCharType="end"/>
+      </w:r>
+      <w:r>
+        <w:rPr>
+          <w:rFonts w:hint="eastAsia" w:ascii="Microsoft JhengHei" w:hAnsi="Microsoft JhengHei" w:eastAsia="Microsoft JhengHei" w:cs="Microsoft JhengHei"/>
+          <w:szCs w:val="24"/>
+        </w:rPr>
+        <w:fldChar w:fldCharType="end"/>
+      </w:r>
+    </w:p>
+    <w:p>
+      <w:pPr>
+        <w:pStyle w:val="16"/>
+        <w:tabs>
+          <w:tab w:val="right" w:leader="dot" w:pos="9224"/>
+        </w:tabs>
+      </w:pPr>
+      <w:r>
+        <w:rPr>
+          <w:rFonts w:hint="eastAsia" w:ascii="Microsoft JhengHei" w:hAnsi="Microsoft JhengHei" w:eastAsia="Microsoft JhengHei" w:cs="Microsoft JhengHei"/>
+          <w:szCs w:val="24"/>
+        </w:rPr>
+        <w:fldChar w:fldCharType="begin"/>
+      </w:r>
+      <w:r>
+        <w:rPr>
+          <w:rFonts w:hint="eastAsia" w:ascii="Microsoft JhengHei" w:hAnsi="Microsoft JhengHei" w:eastAsia="Microsoft JhengHei" w:cs="Microsoft JhengHei"/>
+          <w:szCs w:val="24"/>
+        </w:rPr>
+        <w:instrText xml:space="preserve"> HYPERLINK \l _Toc15975 </w:instrText>
+      </w:r>
+      <w:r>
+        <w:rPr>
+          <w:rFonts w:hint="eastAsia" w:ascii="Microsoft JhengHei" w:hAnsi="Microsoft JhengHei" w:eastAsia="Microsoft JhengHei" w:cs="Microsoft JhengHei"/>
+          <w:szCs w:val="24"/>
+        </w:rPr>
+        <w:fldChar w:fldCharType="separate"/>
+      </w:r>
+      <w:r>
+        <w:rPr>
+          <w:rFonts w:hint="default"/>
+        </w:rPr>
+        <w:t xml:space="preserve">8. </w:t>
+      </w:r>
+      <w:r>
+        <w:t>报到</w:t>
+      </w:r>
+      <w:r>
+        <w:tab/>
+      </w:r>
+      <w:r>
+        <w:fldChar w:fldCharType="begin"/>
+      </w:r>
+      <w:r>
+        <w:instrText xml:space="preserve"> PAGEREF _Toc15975 \h </w:instrText>
+      </w:r>
+      <w:r>
+        <w:fldChar w:fldCharType="separate"/>
+      </w:r>
+      <w:r>
+        <w:t>8</w:t>
+      </w:r>
+      <w:r>
+        <w:fldChar w:fldCharType="end"/>
+      </w:r>
+      <w:r>
+        <w:rPr>
+          <w:rFonts w:hint="eastAsia" w:ascii="Microsoft JhengHei" w:hAnsi="Microsoft JhengHei" w:eastAsia="Microsoft JhengHei" w:cs="Microsoft JhengHei"/>
+          <w:szCs w:val="24"/>
+        </w:rPr>
+        <w:fldChar w:fldCharType="end"/>
+      </w:r>
+    </w:p>
+    <w:p>
+      <w:pPr>
+        <w:pStyle w:val="16"/>
+        <w:tabs>
+          <w:tab w:val="right" w:leader="dot" w:pos="9224"/>
+        </w:tabs>
+      </w:pPr>
+      <w:r>
+        <w:rPr>
+          <w:rFonts w:hint="eastAsia" w:ascii="Microsoft JhengHei" w:hAnsi="Microsoft JhengHei" w:eastAsia="Microsoft JhengHei" w:cs="Microsoft JhengHei"/>
+          <w:szCs w:val="24"/>
+        </w:rPr>
+        <w:fldChar w:fldCharType="begin"/>
+      </w:r>
+      <w:r>
+        <w:rPr>
+          <w:rFonts w:hint="eastAsia" w:ascii="Microsoft JhengHei" w:hAnsi="Microsoft JhengHei" w:eastAsia="Microsoft JhengHei" w:cs="Microsoft JhengHei"/>
+          <w:szCs w:val="24"/>
+        </w:rPr>
+        <w:instrText xml:space="preserve"> HYPERLINK \l _Toc21858 </w:instrText>
+      </w:r>
+      <w:r>
+        <w:rPr>
+          <w:rFonts w:hint="eastAsia" w:ascii="Microsoft JhengHei" w:hAnsi="Microsoft JhengHei" w:eastAsia="Microsoft JhengHei" w:cs="Microsoft JhengHei"/>
+          <w:szCs w:val="24"/>
+        </w:rPr>
+        <w:fldChar w:fldCharType="separate"/>
+      </w:r>
+      <w:r>
+        <w:rPr>
+          <w:rFonts w:hint="default"/>
+          <w:lang w:val="en-US" w:eastAsia="zh-CN"/>
+        </w:rPr>
+        <w:t xml:space="preserve">9. </w:t>
+      </w:r>
+      <w:r>
+        <w:rPr>
+          <w:rFonts w:hint="eastAsia"/>
+          <w:lang w:val="en-US" w:eastAsia="zh-CN"/>
+        </w:rPr>
+        <w:t>流程衡量指标</w:t>
+      </w:r>
+      <w:r>
+        <w:tab/>
+      </w:r>
+      <w:r>
+        <w:fldChar w:fldCharType="begin"/>
+      </w:r>
+      <w:r>
+        <w:instrText xml:space="preserve"> PAGEREF _Toc21858 \h </w:instrText>
+      </w:r>
+      <w:r>
+        <w:fldChar w:fldCharType="separate"/>
+      </w:r>
+      <w:r>
+        <w:t>8</w:t>
+      </w:r>
+      <w:r>
+        <w:fldChar w:fldCharType="end"/>
+      </w:r>
+      <w:r>
+        <w:rPr>
+          <w:rFonts w:hint="eastAsia" w:ascii="Microsoft JhengHei" w:hAnsi="Microsoft JhengHei" w:eastAsia="Microsoft JhengHei" w:cs="Microsoft JhengHei"/>
+          <w:szCs w:val="24"/>
+        </w:rPr>
+        <w:fldChar w:fldCharType="end"/>
+      </w:r>
+    </w:p>
+    <w:p>
+      <w:pPr>
+        <w:pStyle w:val="16"/>
+        <w:tabs>
+          <w:tab w:val="right" w:leader="dot" w:pos="9224"/>
+        </w:tabs>
+      </w:pPr>
+      <w:r>
+        <w:rPr>
+          <w:rFonts w:hint="eastAsia" w:ascii="Microsoft JhengHei" w:hAnsi="Microsoft JhengHei" w:eastAsia="Microsoft JhengHei" w:cs="Microsoft JhengHei"/>
+          <w:szCs w:val="24"/>
+        </w:rPr>
+        <w:fldChar w:fldCharType="begin"/>
+      </w:r>
+      <w:r>
+        <w:rPr>
+          <w:rFonts w:hint="eastAsia" w:ascii="Microsoft JhengHei" w:hAnsi="Microsoft JhengHei" w:eastAsia="Microsoft JhengHei" w:cs="Microsoft JhengHei"/>
+          <w:szCs w:val="24"/>
+        </w:rPr>
+        <w:instrText xml:space="preserve"> HYPERLINK \l _Toc894 </w:instrText>
+      </w:r>
+      <w:r>
+        <w:rPr>
+          <w:rFonts w:hint="eastAsia" w:ascii="Microsoft JhengHei" w:hAnsi="Microsoft JhengHei" w:eastAsia="Microsoft JhengHei" w:cs="Microsoft JhengHei"/>
+          <w:szCs w:val="24"/>
+        </w:rPr>
+        <w:fldChar w:fldCharType="separate"/>
+      </w:r>
+      <w:r>
+        <w:rPr>
+          <w:rFonts w:hint="default"/>
+        </w:rPr>
+        <w:t xml:space="preserve">10. </w:t>
+      </w:r>
+      <w:r>
+        <w:t>附则</w:t>
+      </w:r>
+      <w:r>
+        <w:tab/>
+      </w:r>
+      <w:r>
+        <w:fldChar w:fldCharType="begin"/>
+      </w:r>
+      <w:r>
+        <w:instrText xml:space="preserve"> PAGEREF _Toc894 \h </w:instrText>
+      </w:r>
+      <w:r>
+        <w:fldChar w:fldCharType="separate"/>
+      </w:r>
+      <w:r>
+        <w:t>8</w:t>
+      </w:r>
+      <w:r>
+        <w:fldChar w:fldCharType="end"/>
+      </w:r>
+      <w:r>
+        <w:rPr>
+          <w:rFonts w:hint="eastAsia" w:ascii="Microsoft JhengHei" w:hAnsi="Microsoft JhengHei" w:eastAsia="Microsoft JhengHei" w:cs="Microsoft JhengHei"/>
+          <w:szCs w:val="24"/>
+        </w:rPr>
+        <w:fldChar w:fldCharType="end"/>
+      </w:r>
+    </w:p>
+    <w:p>
+      <w:pPr>
+        <w:spacing w:line="219" w:lineRule="auto"/>
         <w:rPr>
           <w:rFonts w:hint="eastAsia" w:ascii="Microsoft JhengHei" w:hAnsi="Microsoft JhengHei" w:eastAsia="Microsoft JhengHei" w:cs="Microsoft JhengHei"/>
           <w:snapToGrid w:val="0"/>
@@ -895,1825 +2675,15 @@
           <w:szCs w:val="24"/>
           <w:lang w:val="en-US" w:eastAsia="en-US" w:bidi="ar-SA"/>
         </w:rPr>
-      </w:sdtEndPr>
-      <w:sdtContent>
-        <w:p>
-          <w:pPr>
-            <w:spacing w:before="0" w:beforeLines="0" w:after="0" w:afterLines="0" w:line="240" w:lineRule="auto"/>
-            <w:ind w:left="0" w:leftChars="0" w:right="0" w:rightChars="0" w:firstLine="0" w:firstLineChars="0"/>
-            <w:jc w:val="center"/>
-          </w:pPr>
-          <w:r>
-            <w:rPr>
-              <w:rFonts w:ascii="宋体" w:hAnsi="宋体" w:eastAsia="宋体"/>
-              <w:sz w:val="21"/>
-            </w:rPr>
-            <w:t>目录</w:t>
-          </w:r>
-        </w:p>
-        <w:p>
-          <w:pPr>
-            <w:pStyle w:val="16"/>
-            <w:tabs>
-              <w:tab w:val="right" w:leader="dot" w:pos="9224"/>
-            </w:tabs>
-          </w:pPr>
-          <w:r>
-            <w:rPr>
-              <w:rFonts w:hint="eastAsia" w:ascii="Microsoft JhengHei" w:hAnsi="Microsoft JhengHei" w:eastAsia="Microsoft JhengHei" w:cs="Microsoft JhengHei"/>
-              <w:sz w:val="24"/>
-              <w:szCs w:val="24"/>
-            </w:rPr>
-            <w:fldChar w:fldCharType="begin"/>
-          </w:r>
-          <w:r>
-            <w:rPr>
-              <w:rFonts w:hint="eastAsia" w:ascii="Microsoft JhengHei" w:hAnsi="Microsoft JhengHei" w:eastAsia="Microsoft JhengHei" w:cs="Microsoft JhengHei"/>
-              <w:sz w:val="24"/>
-              <w:szCs w:val="24"/>
-            </w:rPr>
-            <w:instrText xml:space="preserve">TOC \o "1-3" \h \u </w:instrText>
-          </w:r>
-          <w:r>
-            <w:rPr>
-              <w:rFonts w:hint="eastAsia" w:ascii="Microsoft JhengHei" w:hAnsi="Microsoft JhengHei" w:eastAsia="Microsoft JhengHei" w:cs="Microsoft JhengHei"/>
-              <w:sz w:val="24"/>
-              <w:szCs w:val="24"/>
-            </w:rPr>
-            <w:fldChar w:fldCharType="separate"/>
-          </w:r>
-          <w:r>
-            <w:rPr>
-              <w:rFonts w:hint="eastAsia" w:ascii="Microsoft JhengHei" w:hAnsi="Microsoft JhengHei" w:eastAsia="Microsoft JhengHei" w:cs="Microsoft JhengHei"/>
-              <w:szCs w:val="24"/>
-            </w:rPr>
-            <w:fldChar w:fldCharType="begin"/>
-          </w:r>
-          <w:r>
-            <w:rPr>
-              <w:rFonts w:hint="eastAsia" w:ascii="Microsoft JhengHei" w:hAnsi="Microsoft JhengHei" w:eastAsia="Microsoft JhengHei" w:cs="Microsoft JhengHei"/>
-              <w:szCs w:val="24"/>
-            </w:rPr>
-            <w:instrText xml:space="preserve"> HYPERLINK \l _Toc7491 </w:instrText>
-          </w:r>
-          <w:r>
-            <w:rPr>
-              <w:rFonts w:hint="eastAsia" w:ascii="Microsoft JhengHei" w:hAnsi="Microsoft JhengHei" w:eastAsia="Microsoft JhengHei" w:cs="Microsoft JhengHei"/>
-              <w:szCs w:val="24"/>
-            </w:rPr>
-            <w:fldChar w:fldCharType="separate"/>
-          </w:r>
-          <w:r>
-            <w:t>招聘管理制度</w:t>
-          </w:r>
-          <w:r>
-            <w:tab/>
-          </w:r>
-          <w:r>
-            <w:fldChar w:fldCharType="begin"/>
-          </w:r>
-          <w:r>
-            <w:instrText xml:space="preserve"> PAGEREF _Toc7491 \h </w:instrText>
-          </w:r>
-          <w:r>
-            <w:fldChar w:fldCharType="separate"/>
-          </w:r>
-          <w:r>
-            <w:t>1</w:t>
-          </w:r>
-          <w:r>
-            <w:fldChar w:fldCharType="end"/>
-          </w:r>
-          <w:r>
-            <w:rPr>
-              <w:rFonts w:hint="eastAsia" w:ascii="Microsoft JhengHei" w:hAnsi="Microsoft JhengHei" w:eastAsia="Microsoft JhengHei" w:cs="Microsoft JhengHei"/>
-              <w:szCs w:val="24"/>
-            </w:rPr>
-            <w:fldChar w:fldCharType="end"/>
-          </w:r>
-        </w:p>
-        <w:p>
-          <w:pPr>
-            <w:pStyle w:val="16"/>
-            <w:tabs>
-              <w:tab w:val="right" w:leader="dot" w:pos="9224"/>
-            </w:tabs>
-          </w:pPr>
-          <w:r>
-            <w:rPr>
-              <w:rFonts w:hint="eastAsia" w:ascii="Microsoft JhengHei" w:hAnsi="Microsoft JhengHei" w:eastAsia="Microsoft JhengHei" w:cs="Microsoft JhengHei"/>
-              <w:szCs w:val="24"/>
-            </w:rPr>
-            <w:fldChar w:fldCharType="begin"/>
-          </w:r>
-          <w:r>
-            <w:rPr>
-              <w:rFonts w:hint="eastAsia" w:ascii="Microsoft JhengHei" w:hAnsi="Microsoft JhengHei" w:eastAsia="Microsoft JhengHei" w:cs="Microsoft JhengHei"/>
-              <w:szCs w:val="24"/>
-            </w:rPr>
-            <w:instrText xml:space="preserve"> HYPERLINK \l _Toc938 </w:instrText>
-          </w:r>
-          <w:r>
-            <w:rPr>
-              <w:rFonts w:hint="eastAsia" w:ascii="Microsoft JhengHei" w:hAnsi="Microsoft JhengHei" w:eastAsia="Microsoft JhengHei" w:cs="Microsoft JhengHei"/>
-              <w:szCs w:val="24"/>
-            </w:rPr>
-            <w:fldChar w:fldCharType="separate"/>
-          </w:r>
-          <w:r>
-            <w:t>甘肃国邦信息科技有限公司</w:t>
-          </w:r>
-          <w:r>
-            <w:tab/>
-          </w:r>
-          <w:r>
-            <w:fldChar w:fldCharType="begin"/>
-          </w:r>
-          <w:r>
-            <w:instrText xml:space="preserve"> PAGEREF _Toc938 \h </w:instrText>
-          </w:r>
-          <w:r>
-            <w:fldChar w:fldCharType="separate"/>
-          </w:r>
-          <w:r>
-            <w:t>1</w:t>
-          </w:r>
-          <w:r>
-            <w:fldChar w:fldCharType="end"/>
-          </w:r>
-          <w:r>
-            <w:rPr>
-              <w:rFonts w:hint="eastAsia" w:ascii="Microsoft JhengHei" w:hAnsi="Microsoft JhengHei" w:eastAsia="Microsoft JhengHei" w:cs="Microsoft JhengHei"/>
-              <w:szCs w:val="24"/>
-            </w:rPr>
-            <w:fldChar w:fldCharType="end"/>
-          </w:r>
-        </w:p>
-        <w:p>
-          <w:pPr>
-            <w:pStyle w:val="16"/>
-            <w:tabs>
-              <w:tab w:val="right" w:leader="dot" w:pos="9224"/>
-            </w:tabs>
-          </w:pPr>
-          <w:r>
-            <w:rPr>
-              <w:rFonts w:hint="eastAsia" w:ascii="Microsoft JhengHei" w:hAnsi="Microsoft JhengHei" w:eastAsia="Microsoft JhengHei" w:cs="Microsoft JhengHei"/>
-              <w:szCs w:val="24"/>
-            </w:rPr>
-            <w:fldChar w:fldCharType="begin"/>
-          </w:r>
-          <w:r>
-            <w:rPr>
-              <w:rFonts w:hint="eastAsia" w:ascii="Microsoft JhengHei" w:hAnsi="Microsoft JhengHei" w:eastAsia="Microsoft JhengHei" w:cs="Microsoft JhengHei"/>
-              <w:szCs w:val="24"/>
-            </w:rPr>
-            <w:instrText xml:space="preserve"> HYPERLINK \l _Toc29501 </w:instrText>
-          </w:r>
-          <w:r>
-            <w:rPr>
-              <w:rFonts w:hint="eastAsia" w:ascii="Microsoft JhengHei" w:hAnsi="Microsoft JhengHei" w:eastAsia="Microsoft JhengHei" w:cs="Microsoft JhengHei"/>
-              <w:szCs w:val="24"/>
-            </w:rPr>
-            <w:fldChar w:fldCharType="separate"/>
-          </w:r>
-          <w:r>
-            <w:rPr>
-              <w:rFonts w:hint="eastAsia" w:ascii="宋体" w:hAnsi="宋体" w:eastAsia="宋体" w:cs="宋体"/>
-              <w:bCs w:val="0"/>
-              <w:szCs w:val="36"/>
-              <w:lang w:val="en-US" w:eastAsia="zh-CN"/>
-            </w:rPr>
-            <w:t>2025年1月4日</w:t>
-          </w:r>
-          <w:r>
-            <w:tab/>
-          </w:r>
-          <w:r>
-            <w:fldChar w:fldCharType="begin"/>
-          </w:r>
-          <w:r>
-            <w:instrText xml:space="preserve"> PAGEREF _Toc29501 \h </w:instrText>
-          </w:r>
-          <w:r>
-            <w:fldChar w:fldCharType="separate"/>
-          </w:r>
-          <w:r>
-            <w:t>1</w:t>
-          </w:r>
-          <w:r>
-            <w:fldChar w:fldCharType="end"/>
-          </w:r>
-          <w:r>
-            <w:rPr>
-              <w:rFonts w:hint="eastAsia" w:ascii="Microsoft JhengHei" w:hAnsi="Microsoft JhengHei" w:eastAsia="Microsoft JhengHei" w:cs="Microsoft JhengHei"/>
-              <w:szCs w:val="24"/>
-            </w:rPr>
-            <w:fldChar w:fldCharType="end"/>
-          </w:r>
-        </w:p>
-        <w:p>
-          <w:pPr>
-            <w:pStyle w:val="17"/>
-            <w:tabs>
-              <w:tab w:val="right" w:leader="dot" w:pos="9224"/>
-            </w:tabs>
-          </w:pPr>
-          <w:r>
-            <w:rPr>
-              <w:rFonts w:hint="eastAsia" w:ascii="Microsoft JhengHei" w:hAnsi="Microsoft JhengHei" w:eastAsia="Microsoft JhengHei" w:cs="Microsoft JhengHei"/>
-              <w:szCs w:val="24"/>
-            </w:rPr>
-            <w:fldChar w:fldCharType="begin"/>
-          </w:r>
-          <w:r>
-            <w:rPr>
-              <w:rFonts w:hint="eastAsia" w:ascii="Microsoft JhengHei" w:hAnsi="Microsoft JhengHei" w:eastAsia="Microsoft JhengHei" w:cs="Microsoft JhengHei"/>
-              <w:szCs w:val="24"/>
-            </w:rPr>
-            <w:instrText xml:space="preserve"> HYPERLINK \l _Toc8221 </w:instrText>
-          </w:r>
-          <w:r>
-            <w:rPr>
-              <w:rFonts w:hint="eastAsia" w:ascii="Microsoft JhengHei" w:hAnsi="Microsoft JhengHei" w:eastAsia="Microsoft JhengHei" w:cs="Microsoft JhengHei"/>
-              <w:szCs w:val="24"/>
-            </w:rPr>
-            <w:fldChar w:fldCharType="separate"/>
-          </w:r>
-          <w:r>
-            <w:rPr>
-              <w:rFonts w:ascii="宋体" w:hAnsi="宋体" w:eastAsia="宋体" w:cs="宋体"/>
-              <w:spacing w:val="-3"/>
-              <w:szCs w:val="28"/>
-            </w:rPr>
-            <w:t>文档信息</w:t>
-          </w:r>
-          <w:r>
-            <w:tab/>
-          </w:r>
-          <w:r>
-            <w:fldChar w:fldCharType="begin"/>
-          </w:r>
-          <w:r>
-            <w:instrText xml:space="preserve"> PAGEREF _Toc8221 \h </w:instrText>
-          </w:r>
-          <w:r>
-            <w:fldChar w:fldCharType="separate"/>
-          </w:r>
-          <w:r>
-            <w:t>2</w:t>
-          </w:r>
-          <w:r>
-            <w:fldChar w:fldCharType="end"/>
-          </w:r>
-          <w:r>
-            <w:rPr>
-              <w:rFonts w:hint="eastAsia" w:ascii="Microsoft JhengHei" w:hAnsi="Microsoft JhengHei" w:eastAsia="Microsoft JhengHei" w:cs="Microsoft JhengHei"/>
-              <w:szCs w:val="24"/>
-            </w:rPr>
-            <w:fldChar w:fldCharType="end"/>
-          </w:r>
-        </w:p>
-        <w:p>
-          <w:pPr>
-            <w:pStyle w:val="16"/>
-            <w:tabs>
-              <w:tab w:val="right" w:leader="dot" w:pos="9224"/>
-            </w:tabs>
-          </w:pPr>
-          <w:r>
-            <w:rPr>
-              <w:rFonts w:hint="eastAsia" w:ascii="Microsoft JhengHei" w:hAnsi="Microsoft JhengHei" w:eastAsia="Microsoft JhengHei" w:cs="Microsoft JhengHei"/>
-              <w:szCs w:val="24"/>
-            </w:rPr>
-            <w:fldChar w:fldCharType="begin"/>
-          </w:r>
-          <w:r>
-            <w:rPr>
-              <w:rFonts w:hint="eastAsia" w:ascii="Microsoft JhengHei" w:hAnsi="Microsoft JhengHei" w:eastAsia="Microsoft JhengHei" w:cs="Microsoft JhengHei"/>
-              <w:szCs w:val="24"/>
-            </w:rPr>
-            <w:instrText xml:space="preserve"> HYPERLINK \l _Toc15080 </w:instrText>
-          </w:r>
-          <w:r>
-            <w:rPr>
-              <w:rFonts w:hint="eastAsia" w:ascii="Microsoft JhengHei" w:hAnsi="Microsoft JhengHei" w:eastAsia="Microsoft JhengHei" w:cs="Microsoft JhengHei"/>
-              <w:szCs w:val="24"/>
-            </w:rPr>
-            <w:fldChar w:fldCharType="separate"/>
-          </w:r>
-          <w:r>
-            <w:rPr>
-              <w:rFonts w:hint="default"/>
-            </w:rPr>
-            <w:t xml:space="preserve">1. </w:t>
-          </w:r>
-          <w:r>
-            <w:t>总则</w:t>
-          </w:r>
-          <w:r>
-            <w:tab/>
-          </w:r>
-          <w:r>
-            <w:fldChar w:fldCharType="begin"/>
-          </w:r>
-          <w:r>
-            <w:instrText xml:space="preserve"> PAGEREF _Toc15080 \h </w:instrText>
-          </w:r>
-          <w:r>
-            <w:fldChar w:fldCharType="separate"/>
-          </w:r>
-          <w:r>
-            <w:t>5</w:t>
-          </w:r>
-          <w:r>
-            <w:fldChar w:fldCharType="end"/>
-          </w:r>
-          <w:r>
-            <w:rPr>
-              <w:rFonts w:hint="eastAsia" w:ascii="Microsoft JhengHei" w:hAnsi="Microsoft JhengHei" w:eastAsia="Microsoft JhengHei" w:cs="Microsoft JhengHei"/>
-              <w:szCs w:val="24"/>
-            </w:rPr>
-            <w:fldChar w:fldCharType="end"/>
-          </w:r>
-        </w:p>
-        <w:p>
-          <w:pPr>
-            <w:pStyle w:val="17"/>
-            <w:tabs>
-              <w:tab w:val="right" w:leader="dot" w:pos="9224"/>
-            </w:tabs>
-          </w:pPr>
-          <w:r>
-            <w:rPr>
-              <w:rFonts w:hint="eastAsia" w:ascii="Microsoft JhengHei" w:hAnsi="Microsoft JhengHei" w:eastAsia="Microsoft JhengHei" w:cs="Microsoft JhengHei"/>
-              <w:szCs w:val="24"/>
-            </w:rPr>
-            <w:fldChar w:fldCharType="begin"/>
-          </w:r>
-          <w:r>
-            <w:rPr>
-              <w:rFonts w:hint="eastAsia" w:ascii="Microsoft JhengHei" w:hAnsi="Microsoft JhengHei" w:eastAsia="Microsoft JhengHei" w:cs="Microsoft JhengHei"/>
-              <w:szCs w:val="24"/>
-            </w:rPr>
-            <w:instrText xml:space="preserve"> HYPERLINK \l _Toc2488 </w:instrText>
-          </w:r>
-          <w:r>
-            <w:rPr>
-              <w:rFonts w:hint="eastAsia" w:ascii="Microsoft JhengHei" w:hAnsi="Microsoft JhengHei" w:eastAsia="Microsoft JhengHei" w:cs="Microsoft JhengHei"/>
-              <w:szCs w:val="24"/>
-            </w:rPr>
-            <w:fldChar w:fldCharType="separate"/>
-          </w:r>
-          <w:r>
-            <w:rPr>
-              <w:rFonts w:hint="default"/>
-            </w:rPr>
-            <w:t xml:space="preserve">1.1. </w:t>
-          </w:r>
-          <w:r>
-            <w:t>目的</w:t>
-          </w:r>
-          <w:r>
-            <w:tab/>
-          </w:r>
-          <w:r>
-            <w:fldChar w:fldCharType="begin"/>
-          </w:r>
-          <w:r>
-            <w:instrText xml:space="preserve"> PAGEREF _Toc2488 \h </w:instrText>
-          </w:r>
-          <w:r>
-            <w:fldChar w:fldCharType="separate"/>
-          </w:r>
-          <w:r>
-            <w:t>5</w:t>
-          </w:r>
-          <w:r>
-            <w:fldChar w:fldCharType="end"/>
-          </w:r>
-          <w:r>
-            <w:rPr>
-              <w:rFonts w:hint="eastAsia" w:ascii="Microsoft JhengHei" w:hAnsi="Microsoft JhengHei" w:eastAsia="Microsoft JhengHei" w:cs="Microsoft JhengHei"/>
-              <w:szCs w:val="24"/>
-            </w:rPr>
-            <w:fldChar w:fldCharType="end"/>
-          </w:r>
-        </w:p>
-        <w:p>
-          <w:pPr>
-            <w:pStyle w:val="17"/>
-            <w:tabs>
-              <w:tab w:val="right" w:leader="dot" w:pos="9224"/>
-            </w:tabs>
-          </w:pPr>
-          <w:r>
-            <w:rPr>
-              <w:rFonts w:hint="eastAsia" w:ascii="Microsoft JhengHei" w:hAnsi="Microsoft JhengHei" w:eastAsia="Microsoft JhengHei" w:cs="Microsoft JhengHei"/>
-              <w:szCs w:val="24"/>
-            </w:rPr>
-            <w:fldChar w:fldCharType="begin"/>
-          </w:r>
-          <w:r>
-            <w:rPr>
-              <w:rFonts w:hint="eastAsia" w:ascii="Microsoft JhengHei" w:hAnsi="Microsoft JhengHei" w:eastAsia="Microsoft JhengHei" w:cs="Microsoft JhengHei"/>
-              <w:szCs w:val="24"/>
-            </w:rPr>
-            <w:instrText xml:space="preserve"> HYPERLINK \l _Toc30049 </w:instrText>
-          </w:r>
-          <w:r>
-            <w:rPr>
-              <w:rFonts w:hint="eastAsia" w:ascii="Microsoft JhengHei" w:hAnsi="Microsoft JhengHei" w:eastAsia="Microsoft JhengHei" w:cs="Microsoft JhengHei"/>
-              <w:szCs w:val="24"/>
-            </w:rPr>
-            <w:fldChar w:fldCharType="separate"/>
-          </w:r>
-          <w:r>
-            <w:rPr>
-              <w:rFonts w:hint="default"/>
-            </w:rPr>
-            <w:t xml:space="preserve">1.2. </w:t>
-          </w:r>
-          <w:r>
-            <w:t>管理原则</w:t>
-          </w:r>
-          <w:r>
-            <w:tab/>
-          </w:r>
-          <w:r>
-            <w:fldChar w:fldCharType="begin"/>
-          </w:r>
-          <w:r>
-            <w:instrText xml:space="preserve"> PAGEREF _Toc30049 \h </w:instrText>
-          </w:r>
-          <w:r>
-            <w:fldChar w:fldCharType="separate"/>
-          </w:r>
-          <w:r>
-            <w:t>5</w:t>
-          </w:r>
-          <w:r>
-            <w:fldChar w:fldCharType="end"/>
-          </w:r>
-          <w:r>
-            <w:rPr>
-              <w:rFonts w:hint="eastAsia" w:ascii="Microsoft JhengHei" w:hAnsi="Microsoft JhengHei" w:eastAsia="Microsoft JhengHei" w:cs="Microsoft JhengHei"/>
-              <w:szCs w:val="24"/>
-            </w:rPr>
-            <w:fldChar w:fldCharType="end"/>
-          </w:r>
-        </w:p>
-        <w:p>
-          <w:pPr>
-            <w:pStyle w:val="17"/>
-            <w:tabs>
-              <w:tab w:val="right" w:leader="dot" w:pos="9224"/>
-            </w:tabs>
-          </w:pPr>
-          <w:r>
-            <w:rPr>
-              <w:rFonts w:hint="eastAsia" w:ascii="Microsoft JhengHei" w:hAnsi="Microsoft JhengHei" w:eastAsia="Microsoft JhengHei" w:cs="Microsoft JhengHei"/>
-              <w:szCs w:val="24"/>
-            </w:rPr>
-            <w:fldChar w:fldCharType="begin"/>
-          </w:r>
-          <w:r>
-            <w:rPr>
-              <w:rFonts w:hint="eastAsia" w:ascii="Microsoft JhengHei" w:hAnsi="Microsoft JhengHei" w:eastAsia="Microsoft JhengHei" w:cs="Microsoft JhengHei"/>
-              <w:szCs w:val="24"/>
-            </w:rPr>
-            <w:instrText xml:space="preserve"> HYPERLINK \l _Toc18695 </w:instrText>
-          </w:r>
-          <w:r>
-            <w:rPr>
-              <w:rFonts w:hint="eastAsia" w:ascii="Microsoft JhengHei" w:hAnsi="Microsoft JhengHei" w:eastAsia="Microsoft JhengHei" w:cs="Microsoft JhengHei"/>
-              <w:szCs w:val="24"/>
-            </w:rPr>
-            <w:fldChar w:fldCharType="separate"/>
-          </w:r>
-          <w:r>
-            <w:rPr>
-              <w:rFonts w:hint="default"/>
-            </w:rPr>
-            <w:t xml:space="preserve">1.3. </w:t>
-          </w:r>
-          <w:r>
-            <w:t>适用范围</w:t>
-          </w:r>
-          <w:r>
-            <w:tab/>
-          </w:r>
-          <w:r>
-            <w:fldChar w:fldCharType="begin"/>
-          </w:r>
-          <w:r>
-            <w:instrText xml:space="preserve"> PAGEREF _Toc18695 \h </w:instrText>
-          </w:r>
-          <w:r>
-            <w:fldChar w:fldCharType="separate"/>
-          </w:r>
-          <w:r>
-            <w:t>5</w:t>
-          </w:r>
-          <w:r>
-            <w:fldChar w:fldCharType="end"/>
-          </w:r>
-          <w:r>
-            <w:rPr>
-              <w:rFonts w:hint="eastAsia" w:ascii="Microsoft JhengHei" w:hAnsi="Microsoft JhengHei" w:eastAsia="Microsoft JhengHei" w:cs="Microsoft JhengHei"/>
-              <w:szCs w:val="24"/>
-            </w:rPr>
-            <w:fldChar w:fldCharType="end"/>
-          </w:r>
-        </w:p>
-        <w:p>
-          <w:pPr>
-            <w:pStyle w:val="16"/>
-            <w:tabs>
-              <w:tab w:val="right" w:leader="dot" w:pos="9224"/>
-            </w:tabs>
-          </w:pPr>
-          <w:r>
-            <w:rPr>
-              <w:rFonts w:hint="eastAsia" w:ascii="Microsoft JhengHei" w:hAnsi="Microsoft JhengHei" w:eastAsia="Microsoft JhengHei" w:cs="Microsoft JhengHei"/>
-              <w:szCs w:val="24"/>
-            </w:rPr>
-            <w:fldChar w:fldCharType="begin"/>
-          </w:r>
-          <w:r>
-            <w:rPr>
-              <w:rFonts w:hint="eastAsia" w:ascii="Microsoft JhengHei" w:hAnsi="Microsoft JhengHei" w:eastAsia="Microsoft JhengHei" w:cs="Microsoft JhengHei"/>
-              <w:szCs w:val="24"/>
-            </w:rPr>
-            <w:instrText xml:space="preserve"> HYPERLINK \l _Toc28006 </w:instrText>
-          </w:r>
-          <w:r>
-            <w:rPr>
-              <w:rFonts w:hint="eastAsia" w:ascii="Microsoft JhengHei" w:hAnsi="Microsoft JhengHei" w:eastAsia="Microsoft JhengHei" w:cs="Microsoft JhengHei"/>
-              <w:szCs w:val="24"/>
-            </w:rPr>
-            <w:fldChar w:fldCharType="separate"/>
-          </w:r>
-          <w:r>
-            <w:rPr>
-              <w:rFonts w:hint="default"/>
-            </w:rPr>
-            <w:t xml:space="preserve">2. </w:t>
-          </w:r>
-          <w:r>
-            <w:t>人力部管理职责</w:t>
-          </w:r>
-          <w:r>
-            <w:tab/>
-          </w:r>
-          <w:r>
-            <w:fldChar w:fldCharType="begin"/>
-          </w:r>
-          <w:r>
-            <w:instrText xml:space="preserve"> PAGEREF _Toc28006 \h </w:instrText>
-          </w:r>
-          <w:r>
-            <w:fldChar w:fldCharType="separate"/>
-          </w:r>
-          <w:r>
-            <w:t>5</w:t>
-          </w:r>
-          <w:r>
-            <w:fldChar w:fldCharType="end"/>
-          </w:r>
-          <w:r>
-            <w:rPr>
-              <w:rFonts w:hint="eastAsia" w:ascii="Microsoft JhengHei" w:hAnsi="Microsoft JhengHei" w:eastAsia="Microsoft JhengHei" w:cs="Microsoft JhengHei"/>
-              <w:szCs w:val="24"/>
-            </w:rPr>
-            <w:fldChar w:fldCharType="end"/>
-          </w:r>
-        </w:p>
-        <w:p>
-          <w:pPr>
-            <w:pStyle w:val="16"/>
-            <w:tabs>
-              <w:tab w:val="right" w:leader="dot" w:pos="9224"/>
-            </w:tabs>
-          </w:pPr>
-          <w:r>
-            <w:rPr>
-              <w:rFonts w:hint="eastAsia" w:ascii="Microsoft JhengHei" w:hAnsi="Microsoft JhengHei" w:eastAsia="Microsoft JhengHei" w:cs="Microsoft JhengHei"/>
-              <w:szCs w:val="24"/>
-            </w:rPr>
-            <w:fldChar w:fldCharType="begin"/>
-          </w:r>
-          <w:r>
-            <w:rPr>
-              <w:rFonts w:hint="eastAsia" w:ascii="Microsoft JhengHei" w:hAnsi="Microsoft JhengHei" w:eastAsia="Microsoft JhengHei" w:cs="Microsoft JhengHei"/>
-              <w:szCs w:val="24"/>
-            </w:rPr>
-            <w:instrText xml:space="preserve"> HYPERLINK \l _Toc14529 </w:instrText>
-          </w:r>
-          <w:r>
-            <w:rPr>
-              <w:rFonts w:hint="eastAsia" w:ascii="Microsoft JhengHei" w:hAnsi="Microsoft JhengHei" w:eastAsia="Microsoft JhengHei" w:cs="Microsoft JhengHei"/>
-              <w:szCs w:val="24"/>
-            </w:rPr>
-            <w:fldChar w:fldCharType="separate"/>
-          </w:r>
-          <w:r>
-            <w:rPr>
-              <w:rFonts w:hint="default"/>
-            </w:rPr>
-            <w:t xml:space="preserve">3. </w:t>
-          </w:r>
-          <w:r>
-            <w:t>招聘计划</w:t>
-          </w:r>
-          <w:r>
-            <w:tab/>
-          </w:r>
-          <w:r>
-            <w:fldChar w:fldCharType="begin"/>
-          </w:r>
-          <w:r>
-            <w:instrText xml:space="preserve"> PAGEREF _Toc14529 \h </w:instrText>
-          </w:r>
-          <w:r>
-            <w:fldChar w:fldCharType="separate"/>
-          </w:r>
-          <w:r>
-            <w:t>5</w:t>
-          </w:r>
-          <w:r>
-            <w:fldChar w:fldCharType="end"/>
-          </w:r>
-          <w:r>
-            <w:rPr>
-              <w:rFonts w:hint="eastAsia" w:ascii="Microsoft JhengHei" w:hAnsi="Microsoft JhengHei" w:eastAsia="Microsoft JhengHei" w:cs="Microsoft JhengHei"/>
-              <w:szCs w:val="24"/>
-            </w:rPr>
-            <w:fldChar w:fldCharType="end"/>
-          </w:r>
-        </w:p>
-        <w:p>
-          <w:pPr>
-            <w:pStyle w:val="17"/>
-            <w:tabs>
-              <w:tab w:val="right" w:leader="dot" w:pos="9224"/>
-            </w:tabs>
-          </w:pPr>
-          <w:r>
-            <w:rPr>
-              <w:rFonts w:hint="eastAsia" w:ascii="Microsoft JhengHei" w:hAnsi="Microsoft JhengHei" w:eastAsia="Microsoft JhengHei" w:cs="Microsoft JhengHei"/>
-              <w:szCs w:val="24"/>
-            </w:rPr>
-            <w:fldChar w:fldCharType="begin"/>
-          </w:r>
-          <w:r>
-            <w:rPr>
-              <w:rFonts w:hint="eastAsia" w:ascii="Microsoft JhengHei" w:hAnsi="Microsoft JhengHei" w:eastAsia="Microsoft JhengHei" w:cs="Microsoft JhengHei"/>
-              <w:szCs w:val="24"/>
-            </w:rPr>
-            <w:instrText xml:space="preserve"> HYPERLINK \l _Toc10747 </w:instrText>
-          </w:r>
-          <w:r>
-            <w:rPr>
-              <w:rFonts w:hint="eastAsia" w:ascii="Microsoft JhengHei" w:hAnsi="Microsoft JhengHei" w:eastAsia="Microsoft JhengHei" w:cs="Microsoft JhengHei"/>
-              <w:szCs w:val="24"/>
-            </w:rPr>
-            <w:fldChar w:fldCharType="separate"/>
-          </w:r>
-          <w:r>
-            <w:rPr>
-              <w:rFonts w:hint="default"/>
-            </w:rPr>
-            <w:t xml:space="preserve">3.1. </w:t>
-          </w:r>
-          <w:r>
-            <w:t>制订时间</w:t>
-          </w:r>
-          <w:r>
-            <w:tab/>
-          </w:r>
-          <w:r>
-            <w:fldChar w:fldCharType="begin"/>
-          </w:r>
-          <w:r>
-            <w:instrText xml:space="preserve"> PAGEREF _Toc10747 \h </w:instrText>
-          </w:r>
-          <w:r>
-            <w:fldChar w:fldCharType="separate"/>
-          </w:r>
-          <w:r>
-            <w:t>5</w:t>
-          </w:r>
-          <w:r>
-            <w:fldChar w:fldCharType="end"/>
-          </w:r>
-          <w:r>
-            <w:rPr>
-              <w:rFonts w:hint="eastAsia" w:ascii="Microsoft JhengHei" w:hAnsi="Microsoft JhengHei" w:eastAsia="Microsoft JhengHei" w:cs="Microsoft JhengHei"/>
-              <w:szCs w:val="24"/>
-            </w:rPr>
-            <w:fldChar w:fldCharType="end"/>
-          </w:r>
-        </w:p>
-        <w:p>
-          <w:pPr>
-            <w:pStyle w:val="17"/>
-            <w:tabs>
-              <w:tab w:val="right" w:leader="dot" w:pos="9224"/>
-            </w:tabs>
-          </w:pPr>
-          <w:r>
-            <w:rPr>
-              <w:rFonts w:hint="eastAsia" w:ascii="Microsoft JhengHei" w:hAnsi="Microsoft JhengHei" w:eastAsia="Microsoft JhengHei" w:cs="Microsoft JhengHei"/>
-              <w:szCs w:val="24"/>
-            </w:rPr>
-            <w:fldChar w:fldCharType="begin"/>
-          </w:r>
-          <w:r>
-            <w:rPr>
-              <w:rFonts w:hint="eastAsia" w:ascii="Microsoft JhengHei" w:hAnsi="Microsoft JhengHei" w:eastAsia="Microsoft JhengHei" w:cs="Microsoft JhengHei"/>
-              <w:szCs w:val="24"/>
-            </w:rPr>
-            <w:instrText xml:space="preserve"> HYPERLINK \l _Toc9823 </w:instrText>
-          </w:r>
-          <w:r>
-            <w:rPr>
-              <w:rFonts w:hint="eastAsia" w:ascii="Microsoft JhengHei" w:hAnsi="Microsoft JhengHei" w:eastAsia="Microsoft JhengHei" w:cs="Microsoft JhengHei"/>
-              <w:szCs w:val="24"/>
-            </w:rPr>
-            <w:fldChar w:fldCharType="separate"/>
-          </w:r>
-          <w:r>
-            <w:rPr>
-              <w:rFonts w:hint="default"/>
-            </w:rPr>
-            <w:t xml:space="preserve">3.2. </w:t>
-          </w:r>
-          <w:r>
-            <w:t>招聘计划内容</w:t>
-          </w:r>
-          <w:r>
-            <w:tab/>
-          </w:r>
-          <w:r>
-            <w:fldChar w:fldCharType="begin"/>
-          </w:r>
-          <w:r>
-            <w:instrText xml:space="preserve"> PAGEREF _Toc9823 \h </w:instrText>
-          </w:r>
-          <w:r>
-            <w:fldChar w:fldCharType="separate"/>
-          </w:r>
-          <w:r>
-            <w:t>5</w:t>
-          </w:r>
-          <w:r>
-            <w:fldChar w:fldCharType="end"/>
-          </w:r>
-          <w:r>
-            <w:rPr>
-              <w:rFonts w:hint="eastAsia" w:ascii="Microsoft JhengHei" w:hAnsi="Microsoft JhengHei" w:eastAsia="Microsoft JhengHei" w:cs="Microsoft JhengHei"/>
-              <w:szCs w:val="24"/>
-            </w:rPr>
-            <w:fldChar w:fldCharType="end"/>
-          </w:r>
-        </w:p>
-        <w:p>
-          <w:pPr>
-            <w:pStyle w:val="17"/>
-            <w:tabs>
-              <w:tab w:val="right" w:leader="dot" w:pos="9224"/>
-            </w:tabs>
-          </w:pPr>
-          <w:r>
-            <w:rPr>
-              <w:rFonts w:hint="eastAsia" w:ascii="Microsoft JhengHei" w:hAnsi="Microsoft JhengHei" w:eastAsia="Microsoft JhengHei" w:cs="Microsoft JhengHei"/>
-              <w:szCs w:val="24"/>
-            </w:rPr>
-            <w:fldChar w:fldCharType="begin"/>
-          </w:r>
-          <w:r>
-            <w:rPr>
-              <w:rFonts w:hint="eastAsia" w:ascii="Microsoft JhengHei" w:hAnsi="Microsoft JhengHei" w:eastAsia="Microsoft JhengHei" w:cs="Microsoft JhengHei"/>
-              <w:szCs w:val="24"/>
-            </w:rPr>
-            <w:instrText xml:space="preserve"> HYPERLINK \l _Toc9004 </w:instrText>
-          </w:r>
-          <w:r>
-            <w:rPr>
-              <w:rFonts w:hint="eastAsia" w:ascii="Microsoft JhengHei" w:hAnsi="Microsoft JhengHei" w:eastAsia="Microsoft JhengHei" w:cs="Microsoft JhengHei"/>
-              <w:szCs w:val="24"/>
-            </w:rPr>
-            <w:fldChar w:fldCharType="separate"/>
-          </w:r>
-          <w:r>
-            <w:rPr>
-              <w:rFonts w:hint="default"/>
-            </w:rPr>
-            <w:t xml:space="preserve">3.3. </w:t>
-          </w:r>
-          <w:r>
-            <w:t>审批及调整</w:t>
-          </w:r>
-          <w:r>
-            <w:tab/>
-          </w:r>
-          <w:r>
-            <w:fldChar w:fldCharType="begin"/>
-          </w:r>
-          <w:r>
-            <w:instrText xml:space="preserve"> PAGEREF _Toc9004 \h </w:instrText>
-          </w:r>
-          <w:r>
-            <w:fldChar w:fldCharType="separate"/>
-          </w:r>
-          <w:r>
-            <w:t>6</w:t>
-          </w:r>
-          <w:r>
-            <w:fldChar w:fldCharType="end"/>
-          </w:r>
-          <w:r>
-            <w:rPr>
-              <w:rFonts w:hint="eastAsia" w:ascii="Microsoft JhengHei" w:hAnsi="Microsoft JhengHei" w:eastAsia="Microsoft JhengHei" w:cs="Microsoft JhengHei"/>
-              <w:szCs w:val="24"/>
-            </w:rPr>
-            <w:fldChar w:fldCharType="end"/>
-          </w:r>
-        </w:p>
-        <w:p>
-          <w:pPr>
-            <w:pStyle w:val="16"/>
-            <w:tabs>
-              <w:tab w:val="right" w:leader="dot" w:pos="9224"/>
-            </w:tabs>
-          </w:pPr>
-          <w:r>
-            <w:rPr>
-              <w:rFonts w:hint="eastAsia" w:ascii="Microsoft JhengHei" w:hAnsi="Microsoft JhengHei" w:eastAsia="Microsoft JhengHei" w:cs="Microsoft JhengHei"/>
-              <w:szCs w:val="24"/>
-            </w:rPr>
-            <w:fldChar w:fldCharType="begin"/>
-          </w:r>
-          <w:r>
-            <w:rPr>
-              <w:rFonts w:hint="eastAsia" w:ascii="Microsoft JhengHei" w:hAnsi="Microsoft JhengHei" w:eastAsia="Microsoft JhengHei" w:cs="Microsoft JhengHei"/>
-              <w:szCs w:val="24"/>
-            </w:rPr>
-            <w:instrText xml:space="preserve"> HYPERLINK \l _Toc28750 </w:instrText>
-          </w:r>
-          <w:r>
-            <w:rPr>
-              <w:rFonts w:hint="eastAsia" w:ascii="Microsoft JhengHei" w:hAnsi="Microsoft JhengHei" w:eastAsia="Microsoft JhengHei" w:cs="Microsoft JhengHei"/>
-              <w:szCs w:val="24"/>
-            </w:rPr>
-            <w:fldChar w:fldCharType="separate"/>
-          </w:r>
-          <w:r>
-            <w:rPr>
-              <w:rFonts w:hint="default"/>
-            </w:rPr>
-            <w:t xml:space="preserve">4. </w:t>
-          </w:r>
-          <w:r>
-            <w:t>招聘渠道</w:t>
-          </w:r>
-          <w:r>
-            <w:tab/>
-          </w:r>
-          <w:r>
-            <w:fldChar w:fldCharType="begin"/>
-          </w:r>
-          <w:r>
-            <w:instrText xml:space="preserve"> PAGEREF _Toc28750 \h </w:instrText>
-          </w:r>
-          <w:r>
-            <w:fldChar w:fldCharType="separate"/>
-          </w:r>
-          <w:r>
-            <w:t>6</w:t>
-          </w:r>
-          <w:r>
-            <w:fldChar w:fldCharType="end"/>
-          </w:r>
-          <w:r>
-            <w:rPr>
-              <w:rFonts w:hint="eastAsia" w:ascii="Microsoft JhengHei" w:hAnsi="Microsoft JhengHei" w:eastAsia="Microsoft JhengHei" w:cs="Microsoft JhengHei"/>
-              <w:szCs w:val="24"/>
-            </w:rPr>
-            <w:fldChar w:fldCharType="end"/>
-          </w:r>
-        </w:p>
-        <w:p>
-          <w:pPr>
-            <w:pStyle w:val="17"/>
-            <w:tabs>
-              <w:tab w:val="right" w:leader="dot" w:pos="9224"/>
-            </w:tabs>
-          </w:pPr>
-          <w:r>
-            <w:rPr>
-              <w:rFonts w:hint="eastAsia" w:ascii="Microsoft JhengHei" w:hAnsi="Microsoft JhengHei" w:eastAsia="Microsoft JhengHei" w:cs="Microsoft JhengHei"/>
-              <w:szCs w:val="24"/>
-            </w:rPr>
-            <w:fldChar w:fldCharType="begin"/>
-          </w:r>
-          <w:r>
-            <w:rPr>
-              <w:rFonts w:hint="eastAsia" w:ascii="Microsoft JhengHei" w:hAnsi="Microsoft JhengHei" w:eastAsia="Microsoft JhengHei" w:cs="Microsoft JhengHei"/>
-              <w:szCs w:val="24"/>
-            </w:rPr>
-            <w:instrText xml:space="preserve"> HYPERLINK \l _Toc12796 </w:instrText>
-          </w:r>
-          <w:r>
-            <w:rPr>
-              <w:rFonts w:hint="eastAsia" w:ascii="Microsoft JhengHei" w:hAnsi="Microsoft JhengHei" w:eastAsia="Microsoft JhengHei" w:cs="Microsoft JhengHei"/>
-              <w:szCs w:val="24"/>
-            </w:rPr>
-            <w:fldChar w:fldCharType="separate"/>
-          </w:r>
-          <w:r>
-            <w:rPr>
-              <w:rFonts w:hint="default"/>
-            </w:rPr>
-            <w:t xml:space="preserve">4.1. </w:t>
-          </w:r>
-          <w:r>
-            <w:t>内部招聘渠道</w:t>
-          </w:r>
-          <w:r>
-            <w:tab/>
-          </w:r>
-          <w:r>
-            <w:fldChar w:fldCharType="begin"/>
-          </w:r>
-          <w:r>
-            <w:instrText xml:space="preserve"> PAGEREF _Toc12796 \h </w:instrText>
-          </w:r>
-          <w:r>
-            <w:fldChar w:fldCharType="separate"/>
-          </w:r>
-          <w:r>
-            <w:t>6</w:t>
-          </w:r>
-          <w:r>
-            <w:fldChar w:fldCharType="end"/>
-          </w:r>
-          <w:r>
-            <w:rPr>
-              <w:rFonts w:hint="eastAsia" w:ascii="Microsoft JhengHei" w:hAnsi="Microsoft JhengHei" w:eastAsia="Microsoft JhengHei" w:cs="Microsoft JhengHei"/>
-              <w:szCs w:val="24"/>
-            </w:rPr>
-            <w:fldChar w:fldCharType="end"/>
-          </w:r>
-        </w:p>
-        <w:p>
-          <w:pPr>
-            <w:pStyle w:val="17"/>
-            <w:tabs>
-              <w:tab w:val="right" w:leader="dot" w:pos="9224"/>
-            </w:tabs>
-          </w:pPr>
-          <w:r>
-            <w:rPr>
-              <w:rFonts w:hint="eastAsia" w:ascii="Microsoft JhengHei" w:hAnsi="Microsoft JhengHei" w:eastAsia="Microsoft JhengHei" w:cs="Microsoft JhengHei"/>
-              <w:szCs w:val="24"/>
-            </w:rPr>
-            <w:fldChar w:fldCharType="begin"/>
-          </w:r>
-          <w:r>
-            <w:rPr>
-              <w:rFonts w:hint="eastAsia" w:ascii="Microsoft JhengHei" w:hAnsi="Microsoft JhengHei" w:eastAsia="Microsoft JhengHei" w:cs="Microsoft JhengHei"/>
-              <w:szCs w:val="24"/>
-            </w:rPr>
-            <w:instrText xml:space="preserve"> HYPERLINK \l _Toc22178 </w:instrText>
-          </w:r>
-          <w:r>
-            <w:rPr>
-              <w:rFonts w:hint="eastAsia" w:ascii="Microsoft JhengHei" w:hAnsi="Microsoft JhengHei" w:eastAsia="Microsoft JhengHei" w:cs="Microsoft JhengHei"/>
-              <w:szCs w:val="24"/>
-            </w:rPr>
-            <w:fldChar w:fldCharType="separate"/>
-          </w:r>
-          <w:r>
-            <w:rPr>
-              <w:rFonts w:hint="default"/>
-            </w:rPr>
-            <w:t xml:space="preserve">4.2. </w:t>
-          </w:r>
-          <w:r>
-            <w:t>外部招聘渠道</w:t>
-          </w:r>
-          <w:r>
-            <w:tab/>
-          </w:r>
-          <w:r>
-            <w:fldChar w:fldCharType="begin"/>
-          </w:r>
-          <w:r>
-            <w:instrText xml:space="preserve"> PAGEREF _Toc22178 \h </w:instrText>
-          </w:r>
-          <w:r>
-            <w:fldChar w:fldCharType="separate"/>
-          </w:r>
-          <w:r>
-            <w:t>6</w:t>
-          </w:r>
-          <w:r>
-            <w:fldChar w:fldCharType="end"/>
-          </w:r>
-          <w:r>
-            <w:rPr>
-              <w:rFonts w:hint="eastAsia" w:ascii="Microsoft JhengHei" w:hAnsi="Microsoft JhengHei" w:eastAsia="Microsoft JhengHei" w:cs="Microsoft JhengHei"/>
-              <w:szCs w:val="24"/>
-            </w:rPr>
-            <w:fldChar w:fldCharType="end"/>
-          </w:r>
-        </w:p>
-        <w:p>
-          <w:pPr>
-            <w:pStyle w:val="16"/>
-            <w:tabs>
-              <w:tab w:val="right" w:leader="dot" w:pos="9224"/>
-            </w:tabs>
-          </w:pPr>
-          <w:r>
-            <w:rPr>
-              <w:rFonts w:hint="eastAsia" w:ascii="Microsoft JhengHei" w:hAnsi="Microsoft JhengHei" w:eastAsia="Microsoft JhengHei" w:cs="Microsoft JhengHei"/>
-              <w:szCs w:val="24"/>
-            </w:rPr>
-            <w:fldChar w:fldCharType="begin"/>
-          </w:r>
-          <w:r>
-            <w:rPr>
-              <w:rFonts w:hint="eastAsia" w:ascii="Microsoft JhengHei" w:hAnsi="Microsoft JhengHei" w:eastAsia="Microsoft JhengHei" w:cs="Microsoft JhengHei"/>
-              <w:szCs w:val="24"/>
-            </w:rPr>
-            <w:instrText xml:space="preserve"> HYPERLINK \l _Toc15561 </w:instrText>
-          </w:r>
-          <w:r>
-            <w:rPr>
-              <w:rFonts w:hint="eastAsia" w:ascii="Microsoft JhengHei" w:hAnsi="Microsoft JhengHei" w:eastAsia="Microsoft JhengHei" w:cs="Microsoft JhengHei"/>
-              <w:szCs w:val="24"/>
-            </w:rPr>
-            <w:fldChar w:fldCharType="separate"/>
-          </w:r>
-          <w:r>
-            <w:rPr>
-              <w:rFonts w:hint="default"/>
-            </w:rPr>
-            <w:t xml:space="preserve">5. </w:t>
-          </w:r>
-          <w:r>
-            <w:t>招聘费用管理</w:t>
-          </w:r>
-          <w:r>
-            <w:tab/>
-          </w:r>
-          <w:r>
-            <w:fldChar w:fldCharType="begin"/>
-          </w:r>
-          <w:r>
-            <w:instrText xml:space="preserve"> PAGEREF _Toc15561 \h </w:instrText>
-          </w:r>
-          <w:r>
-            <w:fldChar w:fldCharType="separate"/>
-          </w:r>
-          <w:r>
-            <w:t>6</w:t>
-          </w:r>
-          <w:r>
-            <w:fldChar w:fldCharType="end"/>
-          </w:r>
-          <w:r>
-            <w:rPr>
-              <w:rFonts w:hint="eastAsia" w:ascii="Microsoft JhengHei" w:hAnsi="Microsoft JhengHei" w:eastAsia="Microsoft JhengHei" w:cs="Microsoft JhengHei"/>
-              <w:szCs w:val="24"/>
-            </w:rPr>
-            <w:fldChar w:fldCharType="end"/>
-          </w:r>
-        </w:p>
-        <w:p>
-          <w:pPr>
-            <w:pStyle w:val="17"/>
-            <w:tabs>
-              <w:tab w:val="right" w:leader="dot" w:pos="9224"/>
-            </w:tabs>
-          </w:pPr>
-          <w:r>
-            <w:rPr>
-              <w:rFonts w:hint="eastAsia" w:ascii="Microsoft JhengHei" w:hAnsi="Microsoft JhengHei" w:eastAsia="Microsoft JhengHei" w:cs="Microsoft JhengHei"/>
-              <w:szCs w:val="24"/>
-            </w:rPr>
-            <w:fldChar w:fldCharType="begin"/>
-          </w:r>
-          <w:r>
-            <w:rPr>
-              <w:rFonts w:hint="eastAsia" w:ascii="Microsoft JhengHei" w:hAnsi="Microsoft JhengHei" w:eastAsia="Microsoft JhengHei" w:cs="Microsoft JhengHei"/>
-              <w:szCs w:val="24"/>
-            </w:rPr>
-            <w:instrText xml:space="preserve"> HYPERLINK \l _Toc6781 </w:instrText>
-          </w:r>
-          <w:r>
-            <w:rPr>
-              <w:rFonts w:hint="eastAsia" w:ascii="Microsoft JhengHei" w:hAnsi="Microsoft JhengHei" w:eastAsia="Microsoft JhengHei" w:cs="Microsoft JhengHei"/>
-              <w:szCs w:val="24"/>
-            </w:rPr>
-            <w:fldChar w:fldCharType="separate"/>
-          </w:r>
-          <w:r>
-            <w:rPr>
-              <w:rFonts w:hint="default"/>
-            </w:rPr>
-            <w:t xml:space="preserve">5.1. </w:t>
-          </w:r>
-          <w:r>
-            <w:t>招聘费用范围</w:t>
-          </w:r>
-          <w:r>
-            <w:tab/>
-          </w:r>
-          <w:r>
-            <w:fldChar w:fldCharType="begin"/>
-          </w:r>
-          <w:r>
-            <w:instrText xml:space="preserve"> PAGEREF _Toc6781 \h </w:instrText>
-          </w:r>
-          <w:r>
-            <w:fldChar w:fldCharType="separate"/>
-          </w:r>
-          <w:r>
-            <w:t>6</w:t>
-          </w:r>
-          <w:r>
-            <w:fldChar w:fldCharType="end"/>
-          </w:r>
-          <w:r>
-            <w:rPr>
-              <w:rFonts w:hint="eastAsia" w:ascii="Microsoft JhengHei" w:hAnsi="Microsoft JhengHei" w:eastAsia="Microsoft JhengHei" w:cs="Microsoft JhengHei"/>
-              <w:szCs w:val="24"/>
-            </w:rPr>
-            <w:fldChar w:fldCharType="end"/>
-          </w:r>
-        </w:p>
-        <w:p>
-          <w:pPr>
-            <w:pStyle w:val="17"/>
-            <w:tabs>
-              <w:tab w:val="right" w:leader="dot" w:pos="9224"/>
-            </w:tabs>
-          </w:pPr>
-          <w:r>
-            <w:rPr>
-              <w:rFonts w:hint="eastAsia" w:ascii="Microsoft JhengHei" w:hAnsi="Microsoft JhengHei" w:eastAsia="Microsoft JhengHei" w:cs="Microsoft JhengHei"/>
-              <w:szCs w:val="24"/>
-            </w:rPr>
-            <w:fldChar w:fldCharType="begin"/>
-          </w:r>
-          <w:r>
-            <w:rPr>
-              <w:rFonts w:hint="eastAsia" w:ascii="Microsoft JhengHei" w:hAnsi="Microsoft JhengHei" w:eastAsia="Microsoft JhengHei" w:cs="Microsoft JhengHei"/>
-              <w:szCs w:val="24"/>
-            </w:rPr>
-            <w:instrText xml:space="preserve"> HYPERLINK \l _Toc27547 </w:instrText>
-          </w:r>
-          <w:r>
-            <w:rPr>
-              <w:rFonts w:hint="eastAsia" w:ascii="Microsoft JhengHei" w:hAnsi="Microsoft JhengHei" w:eastAsia="Microsoft JhengHei" w:cs="Microsoft JhengHei"/>
-              <w:szCs w:val="24"/>
-            </w:rPr>
-            <w:fldChar w:fldCharType="separate"/>
-          </w:r>
-          <w:r>
-            <w:rPr>
-              <w:rFonts w:hint="default"/>
-            </w:rPr>
-            <w:t xml:space="preserve">5.2. </w:t>
-          </w:r>
-          <w:r>
-            <w:t>招聘费用预算</w:t>
-          </w:r>
-          <w:r>
-            <w:tab/>
-          </w:r>
-          <w:r>
-            <w:fldChar w:fldCharType="begin"/>
-          </w:r>
-          <w:r>
-            <w:instrText xml:space="preserve"> PAGEREF _Toc27547 \h </w:instrText>
-          </w:r>
-          <w:r>
-            <w:fldChar w:fldCharType="separate"/>
-          </w:r>
-          <w:r>
-            <w:t>6</w:t>
-          </w:r>
-          <w:r>
-            <w:fldChar w:fldCharType="end"/>
-          </w:r>
-          <w:r>
-            <w:rPr>
-              <w:rFonts w:hint="eastAsia" w:ascii="Microsoft JhengHei" w:hAnsi="Microsoft JhengHei" w:eastAsia="Microsoft JhengHei" w:cs="Microsoft JhengHei"/>
-              <w:szCs w:val="24"/>
-            </w:rPr>
-            <w:fldChar w:fldCharType="end"/>
-          </w:r>
-        </w:p>
-        <w:p>
-          <w:pPr>
-            <w:pStyle w:val="16"/>
-            <w:tabs>
-              <w:tab w:val="right" w:leader="dot" w:pos="9224"/>
-            </w:tabs>
-          </w:pPr>
-          <w:r>
-            <w:rPr>
-              <w:rFonts w:hint="eastAsia" w:ascii="Microsoft JhengHei" w:hAnsi="Microsoft JhengHei" w:eastAsia="Microsoft JhengHei" w:cs="Microsoft JhengHei"/>
-              <w:szCs w:val="24"/>
-            </w:rPr>
-            <w:fldChar w:fldCharType="begin"/>
-          </w:r>
-          <w:r>
-            <w:rPr>
-              <w:rFonts w:hint="eastAsia" w:ascii="Microsoft JhengHei" w:hAnsi="Microsoft JhengHei" w:eastAsia="Microsoft JhengHei" w:cs="Microsoft JhengHei"/>
-              <w:szCs w:val="24"/>
-            </w:rPr>
-            <w:instrText xml:space="preserve"> HYPERLINK \l _Toc10624 </w:instrText>
-          </w:r>
-          <w:r>
-            <w:rPr>
-              <w:rFonts w:hint="eastAsia" w:ascii="Microsoft JhengHei" w:hAnsi="Microsoft JhengHei" w:eastAsia="Microsoft JhengHei" w:cs="Microsoft JhengHei"/>
-              <w:szCs w:val="24"/>
-            </w:rPr>
-            <w:fldChar w:fldCharType="separate"/>
-          </w:r>
-          <w:r>
-            <w:rPr>
-              <w:rFonts w:hint="default"/>
-            </w:rPr>
-            <w:t xml:space="preserve">6. </w:t>
-          </w:r>
-          <w:r>
-            <w:t>招聘考核录用程序</w:t>
-          </w:r>
-          <w:r>
-            <w:tab/>
-          </w:r>
-          <w:r>
-            <w:fldChar w:fldCharType="begin"/>
-          </w:r>
-          <w:r>
-            <w:instrText xml:space="preserve"> PAGEREF _Toc10624 \h </w:instrText>
-          </w:r>
-          <w:r>
-            <w:fldChar w:fldCharType="separate"/>
-          </w:r>
-          <w:r>
-            <w:t>7</w:t>
-          </w:r>
-          <w:r>
-            <w:fldChar w:fldCharType="end"/>
-          </w:r>
-          <w:r>
-            <w:rPr>
-              <w:rFonts w:hint="eastAsia" w:ascii="Microsoft JhengHei" w:hAnsi="Microsoft JhengHei" w:eastAsia="Microsoft JhengHei" w:cs="Microsoft JhengHei"/>
-              <w:szCs w:val="24"/>
-            </w:rPr>
-            <w:fldChar w:fldCharType="end"/>
-          </w:r>
-        </w:p>
-        <w:p>
-          <w:pPr>
-            <w:pStyle w:val="17"/>
-            <w:tabs>
-              <w:tab w:val="right" w:leader="dot" w:pos="9224"/>
-            </w:tabs>
-          </w:pPr>
-          <w:r>
-            <w:rPr>
-              <w:rFonts w:hint="eastAsia" w:ascii="Microsoft JhengHei" w:hAnsi="Microsoft JhengHei" w:eastAsia="Microsoft JhengHei" w:cs="Microsoft JhengHei"/>
-              <w:szCs w:val="24"/>
-            </w:rPr>
-            <w:fldChar w:fldCharType="begin"/>
-          </w:r>
-          <w:r>
-            <w:rPr>
-              <w:rFonts w:hint="eastAsia" w:ascii="Microsoft JhengHei" w:hAnsi="Microsoft JhengHei" w:eastAsia="Microsoft JhengHei" w:cs="Microsoft JhengHei"/>
-              <w:szCs w:val="24"/>
-            </w:rPr>
-            <w:instrText xml:space="preserve"> HYPERLINK \l _Toc19526 </w:instrText>
-          </w:r>
-          <w:r>
-            <w:rPr>
-              <w:rFonts w:hint="eastAsia" w:ascii="Microsoft JhengHei" w:hAnsi="Microsoft JhengHei" w:eastAsia="Microsoft JhengHei" w:cs="Microsoft JhengHei"/>
-              <w:szCs w:val="24"/>
-            </w:rPr>
-            <w:fldChar w:fldCharType="separate"/>
-          </w:r>
-          <w:r>
-            <w:rPr>
-              <w:rFonts w:hint="default"/>
-            </w:rPr>
-            <w:t xml:space="preserve">6.1. </w:t>
-          </w:r>
-          <w:r>
-            <w:t>简历筛选</w:t>
-          </w:r>
-          <w:r>
-            <w:tab/>
-          </w:r>
-          <w:r>
-            <w:fldChar w:fldCharType="begin"/>
-          </w:r>
-          <w:r>
-            <w:instrText xml:space="preserve"> PAGEREF _Toc19526 \h </w:instrText>
-          </w:r>
-          <w:r>
-            <w:fldChar w:fldCharType="separate"/>
-          </w:r>
-          <w:r>
-            <w:t>7</w:t>
-          </w:r>
-          <w:r>
-            <w:fldChar w:fldCharType="end"/>
-          </w:r>
-          <w:r>
-            <w:rPr>
-              <w:rFonts w:hint="eastAsia" w:ascii="Microsoft JhengHei" w:hAnsi="Microsoft JhengHei" w:eastAsia="Microsoft JhengHei" w:cs="Microsoft JhengHei"/>
-              <w:szCs w:val="24"/>
-            </w:rPr>
-            <w:fldChar w:fldCharType="end"/>
-          </w:r>
-        </w:p>
-        <w:p>
-          <w:pPr>
-            <w:pStyle w:val="17"/>
-            <w:tabs>
-              <w:tab w:val="right" w:leader="dot" w:pos="9224"/>
-            </w:tabs>
-          </w:pPr>
-          <w:r>
-            <w:rPr>
-              <w:rFonts w:hint="eastAsia" w:ascii="Microsoft JhengHei" w:hAnsi="Microsoft JhengHei" w:eastAsia="Microsoft JhengHei" w:cs="Microsoft JhengHei"/>
-              <w:szCs w:val="24"/>
-            </w:rPr>
-            <w:fldChar w:fldCharType="begin"/>
-          </w:r>
-          <w:r>
-            <w:rPr>
-              <w:rFonts w:hint="eastAsia" w:ascii="Microsoft JhengHei" w:hAnsi="Microsoft JhengHei" w:eastAsia="Microsoft JhengHei" w:cs="Microsoft JhengHei"/>
-              <w:szCs w:val="24"/>
-            </w:rPr>
-            <w:instrText xml:space="preserve"> HYPERLINK \l _Toc15876 </w:instrText>
-          </w:r>
-          <w:r>
-            <w:rPr>
-              <w:rFonts w:hint="eastAsia" w:ascii="Microsoft JhengHei" w:hAnsi="Microsoft JhengHei" w:eastAsia="Microsoft JhengHei" w:cs="Microsoft JhengHei"/>
-              <w:szCs w:val="24"/>
-            </w:rPr>
-            <w:fldChar w:fldCharType="separate"/>
-          </w:r>
-          <w:r>
-            <w:rPr>
-              <w:rFonts w:hint="default"/>
-            </w:rPr>
-            <w:t xml:space="preserve">6.2. </w:t>
-          </w:r>
-          <w:r>
-            <w:t>面试</w:t>
-          </w:r>
-          <w:r>
-            <w:tab/>
-          </w:r>
-          <w:r>
-            <w:fldChar w:fldCharType="begin"/>
-          </w:r>
-          <w:r>
-            <w:instrText xml:space="preserve"> PAGEREF _Toc15876 \h </w:instrText>
-          </w:r>
-          <w:r>
-            <w:fldChar w:fldCharType="separate"/>
-          </w:r>
-          <w:r>
-            <w:t>7</w:t>
-          </w:r>
-          <w:r>
-            <w:fldChar w:fldCharType="end"/>
-          </w:r>
-          <w:r>
-            <w:rPr>
-              <w:rFonts w:hint="eastAsia" w:ascii="Microsoft JhengHei" w:hAnsi="Microsoft JhengHei" w:eastAsia="Microsoft JhengHei" w:cs="Microsoft JhengHei"/>
-              <w:szCs w:val="24"/>
-            </w:rPr>
-            <w:fldChar w:fldCharType="end"/>
-          </w:r>
-        </w:p>
-        <w:p>
-          <w:pPr>
-            <w:pStyle w:val="17"/>
-            <w:tabs>
-              <w:tab w:val="right" w:leader="dot" w:pos="9224"/>
-            </w:tabs>
-          </w:pPr>
-          <w:r>
-            <w:rPr>
-              <w:rFonts w:hint="eastAsia" w:ascii="Microsoft JhengHei" w:hAnsi="Microsoft JhengHei" w:eastAsia="Microsoft JhengHei" w:cs="Microsoft JhengHei"/>
-              <w:szCs w:val="24"/>
-            </w:rPr>
-            <w:fldChar w:fldCharType="begin"/>
-          </w:r>
-          <w:r>
-            <w:rPr>
-              <w:rFonts w:hint="eastAsia" w:ascii="Microsoft JhengHei" w:hAnsi="Microsoft JhengHei" w:eastAsia="Microsoft JhengHei" w:cs="Microsoft JhengHei"/>
-              <w:szCs w:val="24"/>
-            </w:rPr>
-            <w:instrText xml:space="preserve"> HYPERLINK \l _Toc19527 </w:instrText>
-          </w:r>
-          <w:r>
-            <w:rPr>
-              <w:rFonts w:hint="eastAsia" w:ascii="Microsoft JhengHei" w:hAnsi="Microsoft JhengHei" w:eastAsia="Microsoft JhengHei" w:cs="Microsoft JhengHei"/>
-              <w:szCs w:val="24"/>
-            </w:rPr>
-            <w:fldChar w:fldCharType="separate"/>
-          </w:r>
-          <w:r>
-            <w:rPr>
-              <w:rFonts w:hint="default"/>
-            </w:rPr>
-            <w:t xml:space="preserve">6.3. </w:t>
-          </w:r>
-          <w:r>
-            <w:t>背景调查</w:t>
-          </w:r>
-          <w:r>
-            <w:tab/>
-          </w:r>
-          <w:r>
-            <w:fldChar w:fldCharType="begin"/>
-          </w:r>
-          <w:r>
-            <w:instrText xml:space="preserve"> PAGEREF _Toc19527 \h </w:instrText>
-          </w:r>
-          <w:r>
-            <w:fldChar w:fldCharType="separate"/>
-          </w:r>
-          <w:r>
-            <w:t>7</w:t>
-          </w:r>
-          <w:r>
-            <w:fldChar w:fldCharType="end"/>
-          </w:r>
-          <w:r>
-            <w:rPr>
-              <w:rFonts w:hint="eastAsia" w:ascii="Microsoft JhengHei" w:hAnsi="Microsoft JhengHei" w:eastAsia="Microsoft JhengHei" w:cs="Microsoft JhengHei"/>
-              <w:szCs w:val="24"/>
-            </w:rPr>
-            <w:fldChar w:fldCharType="end"/>
-          </w:r>
-        </w:p>
-        <w:p>
-          <w:pPr>
-            <w:pStyle w:val="17"/>
-            <w:tabs>
-              <w:tab w:val="right" w:leader="dot" w:pos="9224"/>
-            </w:tabs>
-          </w:pPr>
-          <w:r>
-            <w:rPr>
-              <w:rFonts w:hint="eastAsia" w:ascii="Microsoft JhengHei" w:hAnsi="Microsoft JhengHei" w:eastAsia="Microsoft JhengHei" w:cs="Microsoft JhengHei"/>
-              <w:szCs w:val="24"/>
-            </w:rPr>
-            <w:fldChar w:fldCharType="begin"/>
-          </w:r>
-          <w:r>
-            <w:rPr>
-              <w:rFonts w:hint="eastAsia" w:ascii="Microsoft JhengHei" w:hAnsi="Microsoft JhengHei" w:eastAsia="Microsoft JhengHei" w:cs="Microsoft JhengHei"/>
-              <w:szCs w:val="24"/>
-            </w:rPr>
-            <w:instrText xml:space="preserve"> HYPERLINK \l _Toc25077 </w:instrText>
-          </w:r>
-          <w:r>
-            <w:rPr>
-              <w:rFonts w:hint="eastAsia" w:ascii="Microsoft JhengHei" w:hAnsi="Microsoft JhengHei" w:eastAsia="Microsoft JhengHei" w:cs="Microsoft JhengHei"/>
-              <w:szCs w:val="24"/>
-            </w:rPr>
-            <w:fldChar w:fldCharType="separate"/>
-          </w:r>
-          <w:r>
-            <w:rPr>
-              <w:rFonts w:hint="default"/>
-            </w:rPr>
-            <w:t xml:space="preserve">6.4. </w:t>
-          </w:r>
-          <w:r>
-            <w:t>确定录用人选及结果反馈</w:t>
-          </w:r>
-          <w:r>
-            <w:tab/>
-          </w:r>
-          <w:r>
-            <w:fldChar w:fldCharType="begin"/>
-          </w:r>
-          <w:r>
-            <w:instrText xml:space="preserve"> PAGEREF _Toc25077 \h </w:instrText>
-          </w:r>
-          <w:r>
-            <w:fldChar w:fldCharType="separate"/>
-          </w:r>
-          <w:r>
-            <w:t>8</w:t>
-          </w:r>
-          <w:r>
-            <w:fldChar w:fldCharType="end"/>
-          </w:r>
-          <w:r>
-            <w:rPr>
-              <w:rFonts w:hint="eastAsia" w:ascii="Microsoft JhengHei" w:hAnsi="Microsoft JhengHei" w:eastAsia="Microsoft JhengHei" w:cs="Microsoft JhengHei"/>
-              <w:szCs w:val="24"/>
-            </w:rPr>
-            <w:fldChar w:fldCharType="end"/>
-          </w:r>
-        </w:p>
-        <w:p>
-          <w:pPr>
-            <w:pStyle w:val="16"/>
-            <w:tabs>
-              <w:tab w:val="right" w:leader="dot" w:pos="9224"/>
-            </w:tabs>
-          </w:pPr>
-          <w:r>
-            <w:rPr>
-              <w:rFonts w:hint="eastAsia" w:ascii="Microsoft JhengHei" w:hAnsi="Microsoft JhengHei" w:eastAsia="Microsoft JhengHei" w:cs="Microsoft JhengHei"/>
-              <w:szCs w:val="24"/>
-            </w:rPr>
-            <w:fldChar w:fldCharType="begin"/>
-          </w:r>
-          <w:r>
-            <w:rPr>
-              <w:rFonts w:hint="eastAsia" w:ascii="Microsoft JhengHei" w:hAnsi="Microsoft JhengHei" w:eastAsia="Microsoft JhengHei" w:cs="Microsoft JhengHei"/>
-              <w:szCs w:val="24"/>
-            </w:rPr>
-            <w:instrText xml:space="preserve"> HYPERLINK \l _Toc24249 </w:instrText>
-          </w:r>
-          <w:r>
-            <w:rPr>
-              <w:rFonts w:hint="eastAsia" w:ascii="Microsoft JhengHei" w:hAnsi="Microsoft JhengHei" w:eastAsia="Microsoft JhengHei" w:cs="Microsoft JhengHei"/>
-              <w:szCs w:val="24"/>
-            </w:rPr>
-            <w:fldChar w:fldCharType="separate"/>
-          </w:r>
-          <w:r>
-            <w:rPr>
-              <w:rFonts w:hint="default"/>
-            </w:rPr>
-            <w:t xml:space="preserve">7. </w:t>
-          </w:r>
-          <w:r>
-            <w:t>体检</w:t>
-          </w:r>
-          <w:r>
-            <w:tab/>
-          </w:r>
-          <w:r>
-            <w:fldChar w:fldCharType="begin"/>
-          </w:r>
-          <w:r>
-            <w:instrText xml:space="preserve"> PAGEREF _Toc24249 \h </w:instrText>
-          </w:r>
-          <w:r>
-            <w:fldChar w:fldCharType="separate"/>
-          </w:r>
-          <w:r>
-            <w:t>8</w:t>
-          </w:r>
-          <w:r>
-            <w:fldChar w:fldCharType="end"/>
-          </w:r>
-          <w:r>
-            <w:rPr>
-              <w:rFonts w:hint="eastAsia" w:ascii="Microsoft JhengHei" w:hAnsi="Microsoft JhengHei" w:eastAsia="Microsoft JhengHei" w:cs="Microsoft JhengHei"/>
-              <w:szCs w:val="24"/>
-            </w:rPr>
-            <w:fldChar w:fldCharType="end"/>
-          </w:r>
-        </w:p>
-        <w:p>
-          <w:pPr>
-            <w:pStyle w:val="16"/>
-            <w:tabs>
-              <w:tab w:val="right" w:leader="dot" w:pos="9224"/>
-            </w:tabs>
-          </w:pPr>
-          <w:r>
-            <w:rPr>
-              <w:rFonts w:hint="eastAsia" w:ascii="Microsoft JhengHei" w:hAnsi="Microsoft JhengHei" w:eastAsia="Microsoft JhengHei" w:cs="Microsoft JhengHei"/>
-              <w:szCs w:val="24"/>
-            </w:rPr>
-            <w:fldChar w:fldCharType="begin"/>
-          </w:r>
-          <w:r>
-            <w:rPr>
-              <w:rFonts w:hint="eastAsia" w:ascii="Microsoft JhengHei" w:hAnsi="Microsoft JhengHei" w:eastAsia="Microsoft JhengHei" w:cs="Microsoft JhengHei"/>
-              <w:szCs w:val="24"/>
-            </w:rPr>
-            <w:instrText xml:space="preserve"> HYPERLINK \l _Toc29044 </w:instrText>
-          </w:r>
-          <w:r>
-            <w:rPr>
-              <w:rFonts w:hint="eastAsia" w:ascii="Microsoft JhengHei" w:hAnsi="Microsoft JhengHei" w:eastAsia="Microsoft JhengHei" w:cs="Microsoft JhengHei"/>
-              <w:szCs w:val="24"/>
-            </w:rPr>
-            <w:fldChar w:fldCharType="separate"/>
-          </w:r>
-          <w:r>
-            <w:rPr>
-              <w:rFonts w:hint="default"/>
-            </w:rPr>
-            <w:t xml:space="preserve">8. </w:t>
-          </w:r>
-          <w:r>
-            <w:t>报到</w:t>
-          </w:r>
-          <w:r>
-            <w:tab/>
-          </w:r>
-          <w:r>
-            <w:fldChar w:fldCharType="begin"/>
-          </w:r>
-          <w:r>
-            <w:instrText xml:space="preserve"> PAGEREF _Toc29044 \h </w:instrText>
-          </w:r>
-          <w:r>
-            <w:fldChar w:fldCharType="separate"/>
-          </w:r>
-          <w:r>
-            <w:t>8</w:t>
-          </w:r>
-          <w:r>
-            <w:fldChar w:fldCharType="end"/>
-          </w:r>
-          <w:r>
-            <w:rPr>
-              <w:rFonts w:hint="eastAsia" w:ascii="Microsoft JhengHei" w:hAnsi="Microsoft JhengHei" w:eastAsia="Microsoft JhengHei" w:cs="Microsoft JhengHei"/>
-              <w:szCs w:val="24"/>
-            </w:rPr>
-            <w:fldChar w:fldCharType="end"/>
-          </w:r>
-        </w:p>
-        <w:p>
-          <w:pPr>
-            <w:pStyle w:val="16"/>
-            <w:tabs>
-              <w:tab w:val="right" w:leader="dot" w:pos="9224"/>
-            </w:tabs>
-          </w:pPr>
-          <w:r>
-            <w:rPr>
-              <w:rFonts w:hint="eastAsia" w:ascii="Microsoft JhengHei" w:hAnsi="Microsoft JhengHei" w:eastAsia="Microsoft JhengHei" w:cs="Microsoft JhengHei"/>
-              <w:szCs w:val="24"/>
-            </w:rPr>
-            <w:fldChar w:fldCharType="begin"/>
-          </w:r>
-          <w:r>
-            <w:rPr>
-              <w:rFonts w:hint="eastAsia" w:ascii="Microsoft JhengHei" w:hAnsi="Microsoft JhengHei" w:eastAsia="Microsoft JhengHei" w:cs="Microsoft JhengHei"/>
-              <w:szCs w:val="24"/>
-            </w:rPr>
-            <w:instrText xml:space="preserve"> HYPERLINK \l _Toc5856 </w:instrText>
-          </w:r>
-          <w:r>
-            <w:rPr>
-              <w:rFonts w:hint="eastAsia" w:ascii="Microsoft JhengHei" w:hAnsi="Microsoft JhengHei" w:eastAsia="Microsoft JhengHei" w:cs="Microsoft JhengHei"/>
-              <w:szCs w:val="24"/>
-            </w:rPr>
-            <w:fldChar w:fldCharType="separate"/>
-          </w:r>
-          <w:r>
-            <w:rPr>
-              <w:rFonts w:hint="default"/>
-              <w:lang w:val="en-US" w:eastAsia="zh-CN"/>
-            </w:rPr>
-            <w:t xml:space="preserve">9. </w:t>
-          </w:r>
-          <w:r>
-            <w:rPr>
-              <w:rFonts w:hint="eastAsia"/>
-              <w:lang w:val="en-US" w:eastAsia="zh-CN"/>
-            </w:rPr>
-            <w:t>流程衡量指标</w:t>
-          </w:r>
-          <w:r>
-            <w:tab/>
-          </w:r>
-          <w:r>
-            <w:fldChar w:fldCharType="begin"/>
-          </w:r>
-          <w:r>
-            <w:instrText xml:space="preserve"> PAGEREF _Toc5856 \h </w:instrText>
-          </w:r>
-          <w:r>
-            <w:fldChar w:fldCharType="separate"/>
-          </w:r>
-          <w:r>
-            <w:t>8</w:t>
-          </w:r>
-          <w:r>
-            <w:fldChar w:fldCharType="end"/>
-          </w:r>
-          <w:r>
-            <w:rPr>
-              <w:rFonts w:hint="eastAsia" w:ascii="Microsoft JhengHei" w:hAnsi="Microsoft JhengHei" w:eastAsia="Microsoft JhengHei" w:cs="Microsoft JhengHei"/>
-              <w:szCs w:val="24"/>
-            </w:rPr>
-            <w:fldChar w:fldCharType="end"/>
-          </w:r>
-        </w:p>
-        <w:p>
-          <w:pPr>
-            <w:pStyle w:val="16"/>
-            <w:tabs>
-              <w:tab w:val="right" w:leader="dot" w:pos="9224"/>
-            </w:tabs>
-          </w:pPr>
-          <w:r>
-            <w:rPr>
-              <w:rFonts w:hint="eastAsia" w:ascii="Microsoft JhengHei" w:hAnsi="Microsoft JhengHei" w:eastAsia="Microsoft JhengHei" w:cs="Microsoft JhengHei"/>
-              <w:szCs w:val="24"/>
-            </w:rPr>
-            <w:fldChar w:fldCharType="begin"/>
-          </w:r>
-          <w:r>
-            <w:rPr>
-              <w:rFonts w:hint="eastAsia" w:ascii="Microsoft JhengHei" w:hAnsi="Microsoft JhengHei" w:eastAsia="Microsoft JhengHei" w:cs="Microsoft JhengHei"/>
-              <w:szCs w:val="24"/>
-            </w:rPr>
-            <w:instrText xml:space="preserve"> HYPERLINK \l _Toc25526 </w:instrText>
-          </w:r>
-          <w:r>
-            <w:rPr>
-              <w:rFonts w:hint="eastAsia" w:ascii="Microsoft JhengHei" w:hAnsi="Microsoft JhengHei" w:eastAsia="Microsoft JhengHei" w:cs="Microsoft JhengHei"/>
-              <w:szCs w:val="24"/>
-            </w:rPr>
-            <w:fldChar w:fldCharType="separate"/>
-          </w:r>
-          <w:r>
-            <w:rPr>
-              <w:rFonts w:hint="default"/>
-            </w:rPr>
-            <w:t xml:space="preserve">10. </w:t>
-          </w:r>
-          <w:r>
-            <w:t>附则</w:t>
-          </w:r>
-          <w:r>
-            <w:tab/>
-          </w:r>
-          <w:r>
-            <w:fldChar w:fldCharType="begin"/>
-          </w:r>
-          <w:r>
-            <w:instrText xml:space="preserve"> PAGEREF _Toc25526 \h </w:instrText>
-          </w:r>
-          <w:r>
-            <w:fldChar w:fldCharType="separate"/>
-          </w:r>
-          <w:r>
-            <w:t>8</w:t>
-          </w:r>
-          <w:r>
-            <w:fldChar w:fldCharType="end"/>
-          </w:r>
-          <w:r>
-            <w:rPr>
-              <w:rFonts w:hint="eastAsia" w:ascii="Microsoft JhengHei" w:hAnsi="Microsoft JhengHei" w:eastAsia="Microsoft JhengHei" w:cs="Microsoft JhengHei"/>
-              <w:szCs w:val="24"/>
-            </w:rPr>
-            <w:fldChar w:fldCharType="end"/>
-          </w:r>
-        </w:p>
-        <w:p>
-          <w:pPr>
-            <w:spacing w:line="219" w:lineRule="auto"/>
-            <w:rPr>
-              <w:rFonts w:hint="eastAsia" w:ascii="Microsoft JhengHei" w:hAnsi="Microsoft JhengHei" w:eastAsia="Microsoft JhengHei" w:cs="Microsoft JhengHei"/>
-              <w:snapToGrid w:val="0"/>
-              <w:color w:val="000000"/>
-              <w:kern w:val="0"/>
-              <w:sz w:val="24"/>
-              <w:szCs w:val="24"/>
-              <w:lang w:val="en-US" w:eastAsia="en-US" w:bidi="ar-SA"/>
-            </w:rPr>
-          </w:pPr>
-          <w:r>
-            <w:rPr>
-              <w:rFonts w:hint="eastAsia" w:ascii="Microsoft JhengHei" w:hAnsi="Microsoft JhengHei" w:eastAsia="Microsoft JhengHei" w:cs="Microsoft JhengHei"/>
-              <w:szCs w:val="24"/>
-            </w:rPr>
-            <w:fldChar w:fldCharType="end"/>
-          </w:r>
-        </w:p>
-      </w:sdtContent>
-    </w:sdt>
+      </w:pPr>
+      <w:r>
+        <w:rPr>
+          <w:rFonts w:hint="eastAsia" w:ascii="Microsoft JhengHei" w:hAnsi="Microsoft JhengHei" w:eastAsia="Microsoft JhengHei" w:cs="Microsoft JhengHei"/>
+          <w:szCs w:val="24"/>
+        </w:rPr>
+        <w:fldChar w:fldCharType="end"/>
+      </w:r>
+    </w:p>
     <w:p>
       <w:pPr>
         <w:spacing w:line="219" w:lineRule="auto"/>
@@ -2739,7 +2709,7 @@
         <w:pStyle w:val="26"/>
         <w:bidi w:val="0"/>
       </w:pPr>
-      <w:bookmarkStart w:id="4" w:name="_Toc15080"/>
+      <w:bookmarkStart w:id="4" w:name="_Toc6244"/>
       <w:r>
         <w:t>总则</w:t>
       </w:r>
@@ -2750,7 +2720,7 @@
         <w:pStyle w:val="28"/>
         <w:bidi w:val="0"/>
       </w:pPr>
-      <w:bookmarkStart w:id="5" w:name="_Toc2488"/>
+      <w:bookmarkStart w:id="5" w:name="_Toc32097"/>
       <w:r>
         <w:t>目的</w:t>
       </w:r>
@@ -2770,7 +2740,7 @@
         <w:pStyle w:val="28"/>
         <w:bidi w:val="0"/>
       </w:pPr>
-      <w:bookmarkStart w:id="6" w:name="_Toc30049"/>
+      <w:bookmarkStart w:id="6" w:name="_Toc16114"/>
       <w:r>
         <w:t>管理原则</w:t>
       </w:r>
@@ -2809,7 +2779,7 @@
         <w:pStyle w:val="28"/>
         <w:bidi w:val="0"/>
       </w:pPr>
-      <w:bookmarkStart w:id="7" w:name="_Toc18695"/>
+      <w:bookmarkStart w:id="7" w:name="_Toc9238"/>
       <w:r>
         <w:t>适用范围</w:t>
       </w:r>
@@ -2829,7 +2799,7 @@
         <w:pStyle w:val="26"/>
         <w:bidi w:val="0"/>
       </w:pPr>
-      <w:bookmarkStart w:id="8" w:name="_Toc28006"/>
+      <w:bookmarkStart w:id="8" w:name="_Toc17620"/>
       <w:r>
         <w:t>人力部管理职责</w:t>
       </w:r>
@@ -2867,7 +2837,7 @@
         <w:pStyle w:val="26"/>
         <w:bidi w:val="0"/>
       </w:pPr>
-      <w:bookmarkStart w:id="9" w:name="_Toc14529"/>
+      <w:bookmarkStart w:id="9" w:name="_Toc18702"/>
       <w:r>
         <w:t>招聘计划</w:t>
       </w:r>
@@ -2878,7 +2848,7 @@
         <w:pStyle w:val="28"/>
         <w:bidi w:val="0"/>
       </w:pPr>
-      <w:bookmarkStart w:id="10" w:name="_Toc10747"/>
+      <w:bookmarkStart w:id="10" w:name="_Toc17455"/>
       <w:r>
         <w:t>制订时间</w:t>
       </w:r>
@@ -2907,7 +2877,7 @@
         <w:pStyle w:val="28"/>
         <w:bidi w:val="0"/>
       </w:pPr>
-      <w:bookmarkStart w:id="11" w:name="_Toc9823"/>
+      <w:bookmarkStart w:id="11" w:name="_Toc18890"/>
       <w:r>
         <w:t>招聘计划内容</w:t>
       </w:r>
@@ -2927,7 +2897,7 @@
         <w:pStyle w:val="28"/>
         <w:bidi w:val="0"/>
       </w:pPr>
-      <w:bookmarkStart w:id="12" w:name="_Toc9004"/>
+      <w:bookmarkStart w:id="12" w:name="_Toc26802"/>
       <w:r>
         <w:t>审批及调整</w:t>
       </w:r>
@@ -2956,7 +2926,7 @@
         <w:pStyle w:val="26"/>
         <w:bidi w:val="0"/>
       </w:pPr>
-      <w:bookmarkStart w:id="13" w:name="_Toc28750"/>
+      <w:bookmarkStart w:id="13" w:name="_Toc32452"/>
       <w:r>
         <w:t>招聘渠道</w:t>
       </w:r>
@@ -2969,7 +2939,7 @@
       </w:pPr>
       <w:bookmarkStart w:id="14" w:name="bookmark25"/>
       <w:bookmarkEnd w:id="14"/>
-      <w:bookmarkStart w:id="15" w:name="_Toc12796"/>
+      <w:bookmarkStart w:id="15" w:name="_Toc7779"/>
       <w:r>
         <w:t>内部招聘渠道</w:t>
       </w:r>
@@ -2989,7 +2959,7 @@
         <w:pStyle w:val="28"/>
         <w:bidi w:val="0"/>
       </w:pPr>
-      <w:bookmarkStart w:id="16" w:name="_Toc22178"/>
+      <w:bookmarkStart w:id="16" w:name="_Toc11123"/>
       <w:r>
         <w:t>外部招聘渠道</w:t>
       </w:r>
@@ -3009,7 +2979,7 @@
         <w:pStyle w:val="26"/>
         <w:bidi w:val="0"/>
       </w:pPr>
-      <w:bookmarkStart w:id="17" w:name="_Toc15561"/>
+      <w:bookmarkStart w:id="17" w:name="_Toc19495"/>
       <w:r>
         <w:t>招聘费用管理</w:t>
       </w:r>
@@ -3022,7 +2992,7 @@
       </w:pPr>
       <w:bookmarkStart w:id="18" w:name="bookmark26"/>
       <w:bookmarkEnd w:id="18"/>
-      <w:bookmarkStart w:id="19" w:name="_Toc6781"/>
+      <w:bookmarkStart w:id="19" w:name="_Toc12114"/>
       <w:r>
         <w:t>招聘费用范围</w:t>
       </w:r>
@@ -3091,7 +3061,7 @@
       </w:pPr>
       <w:bookmarkStart w:id="20" w:name="bookmark27"/>
       <w:bookmarkEnd w:id="20"/>
-      <w:bookmarkStart w:id="21" w:name="_Toc27547"/>
+      <w:bookmarkStart w:id="21" w:name="_Toc7977"/>
       <w:r>
         <w:t>招聘费用预算</w:t>
       </w:r>
@@ -3111,7 +3081,7 @@
         <w:pStyle w:val="26"/>
         <w:bidi w:val="0"/>
       </w:pPr>
-      <w:bookmarkStart w:id="22" w:name="_Toc10624"/>
+      <w:bookmarkStart w:id="22" w:name="_Toc2064"/>
       <w:r>
         <w:t>招聘考核录用程序</w:t>
       </w:r>
@@ -3124,7 +3094,7 @@
       </w:pPr>
       <w:bookmarkStart w:id="23" w:name="bookmark28"/>
       <w:bookmarkEnd w:id="23"/>
-      <w:bookmarkStart w:id="24" w:name="_Toc19526"/>
+      <w:bookmarkStart w:id="24" w:name="_Toc22214"/>
       <w:r>
         <w:t>简历筛选</w:t>
       </w:r>
@@ -3162,7 +3132,7 @@
         <w:pStyle w:val="28"/>
         <w:bidi w:val="0"/>
       </w:pPr>
-      <w:bookmarkStart w:id="25" w:name="_Toc15876"/>
+      <w:bookmarkStart w:id="25" w:name="_Toc30296"/>
       <w:r>
         <w:t>面试</w:t>
       </w:r>
@@ -3222,7 +3192,7 @@
         <w:pStyle w:val="28"/>
         <w:bidi w:val="0"/>
       </w:pPr>
-      <w:bookmarkStart w:id="26" w:name="_Toc19527"/>
+      <w:bookmarkStart w:id="26" w:name="_Toc15540"/>
       <w:r>
         <w:t>背景调查</w:t>
       </w:r>
@@ -3243,7 +3213,7 @@
         <w:bidi w:val="0"/>
       </w:pPr>
       <w:r>
-        <w:t>年薪二十万元人民币以下人员, 由用人部门根据岗位特点确定是否需要做背景调查。需要做背景调查的，由人力部负责。</w:t>
+        <w:t>年薪二十万元人民币以下人员,由用人部门根据岗位特点确定是否需要做背景调查。需要做背景调查的，由人力部负责。</w:t>
       </w:r>
     </w:p>
     <w:p>
@@ -3251,7 +3221,7 @@
         <w:pStyle w:val="28"/>
         <w:bidi w:val="0"/>
       </w:pPr>
-      <w:bookmarkStart w:id="27" w:name="_Toc25077"/>
+      <w:bookmarkStart w:id="27" w:name="_Toc25048"/>
       <w:r>
         <w:t>确定录用人选及结果反馈</w:t>
       </w:r>
@@ -3271,7 +3241,7 @@
         <w:pStyle w:val="26"/>
         <w:bidi w:val="0"/>
       </w:pPr>
-      <w:bookmarkStart w:id="28" w:name="_Toc24249"/>
+      <w:bookmarkStart w:id="28" w:name="_Toc4983"/>
       <w:r>
         <w:t>体检</w:t>
       </w:r>
@@ -3300,7 +3270,7 @@
         <w:pStyle w:val="26"/>
         <w:bidi w:val="0"/>
       </w:pPr>
-      <w:bookmarkStart w:id="29" w:name="_Toc29044"/>
+      <w:bookmarkStart w:id="29" w:name="_Toc15975"/>
       <w:r>
         <w:t>报到</w:t>
       </w:r>
@@ -3324,7 +3294,7 @@
           <w:lang w:val="en-US" w:eastAsia="zh-CN"/>
         </w:rPr>
       </w:pPr>
-      <w:bookmarkStart w:id="30" w:name="_Toc5856"/>
+      <w:bookmarkStart w:id="30" w:name="_Toc21858"/>
       <w:r>
         <w:rPr>
           <w:rFonts w:hint="eastAsia"/>
@@ -3337,7 +3307,7 @@
     <w:tbl>
       <w:tblPr>
         <w:tblStyle w:val="24"/>
-        <w:tblW w:w="8229" w:type="dxa"/>
+        <w:tblW w:w="8637" w:type="dxa"/>
         <w:tblInd w:w="130" w:type="dxa"/>
         <w:tblBorders>
           <w:top w:val="single" w:color="000000" w:sz="2" w:space="0"/>
@@ -3358,9 +3328,9 @@
       <w:tblGrid>
         <w:gridCol w:w="727"/>
         <w:gridCol w:w="1512"/>
-        <w:gridCol w:w="3370"/>
-        <w:gridCol w:w="1310"/>
-        <w:gridCol w:w="1310"/>
+        <w:gridCol w:w="4418"/>
+        <w:gridCol w:w="1056"/>
+        <w:gridCol w:w="924"/>
       </w:tblGrid>
       <w:tr>
         <w:tblPrEx>
@@ -3401,8 +3371,8 @@
                 <w:b/>
                 <w:bCs/>
                 <w:spacing w:val="-7"/>
-                <w:sz w:val="24"/>
-                <w:szCs w:val="24"/>
+                <w:sz w:val="18"/>
+                <w:szCs w:val="18"/>
               </w:rPr>
             </w:pPr>
             <w:r>
@@ -3411,8 +3381,8 @@
                 <w:b/>
                 <w:bCs/>
                 <w:spacing w:val="-7"/>
-                <w:sz w:val="24"/>
-                <w:szCs w:val="24"/>
+                <w:sz w:val="18"/>
+                <w:szCs w:val="18"/>
               </w:rPr>
               <w:t>序号</w:t>
             </w:r>
@@ -3436,8 +3406,8 @@
                 <w:b/>
                 <w:bCs/>
                 <w:spacing w:val="-7"/>
-                <w:sz w:val="24"/>
-                <w:szCs w:val="24"/>
+                <w:sz w:val="18"/>
+                <w:szCs w:val="18"/>
               </w:rPr>
             </w:pPr>
             <w:r>
@@ -3446,8 +3416,8 @@
                 <w:b/>
                 <w:bCs/>
                 <w:spacing w:val="-7"/>
-                <w:sz w:val="24"/>
-                <w:szCs w:val="24"/>
+                <w:sz w:val="18"/>
+                <w:szCs w:val="18"/>
               </w:rPr>
               <w:t>衡量指标</w:t>
             </w:r>
@@ -3455,7 +3425,7 @@
         </w:tc>
         <w:tc>
           <w:tcPr>
-            <w:tcW w:w="3370" w:type="dxa"/>
+            <w:tcW w:w="4418" w:type="dxa"/>
             <w:tcBorders>
               <w:top w:val="single" w:color="000000" w:sz="6" w:space="0"/>
               <w:bottom w:val="single" w:color="000000" w:sz="6" w:space="0"/>
@@ -3472,8 +3442,8 @@
                 <w:b/>
                 <w:bCs/>
                 <w:spacing w:val="-7"/>
-                <w:sz w:val="24"/>
-                <w:szCs w:val="24"/>
+                <w:sz w:val="18"/>
+                <w:szCs w:val="18"/>
               </w:rPr>
             </w:pPr>
             <w:r>
@@ -3482,8 +3452,8 @@
                 <w:b/>
                 <w:bCs/>
                 <w:spacing w:val="-7"/>
-                <w:sz w:val="24"/>
-                <w:szCs w:val="24"/>
+                <w:sz w:val="18"/>
+                <w:szCs w:val="18"/>
               </w:rPr>
               <w:t>指标计算说明</w:t>
             </w:r>
@@ -3491,7 +3461,7 @@
         </w:tc>
         <w:tc>
           <w:tcPr>
-            <w:tcW w:w="1310" w:type="dxa"/>
+            <w:tcW w:w="1056" w:type="dxa"/>
             <w:tcBorders>
               <w:top w:val="single" w:color="000000" w:sz="6" w:space="0"/>
               <w:bottom w:val="single" w:color="000000" w:sz="6" w:space="0"/>
@@ -3508,8 +3478,8 @@
                 <w:b/>
                 <w:bCs/>
                 <w:spacing w:val="-7"/>
-                <w:sz w:val="24"/>
-                <w:szCs w:val="24"/>
+                <w:sz w:val="18"/>
+                <w:szCs w:val="18"/>
                 <w:lang w:val="en-US" w:eastAsia="zh-CN"/>
               </w:rPr>
             </w:pPr>
@@ -3519,8 +3489,8 @@
                 <w:b/>
                 <w:bCs/>
                 <w:spacing w:val="-7"/>
-                <w:sz w:val="24"/>
-                <w:szCs w:val="24"/>
+                <w:sz w:val="18"/>
+                <w:szCs w:val="18"/>
                 <w:lang w:val="en-US" w:eastAsia="zh-CN"/>
               </w:rPr>
               <w:t>考核频次</w:t>
@@ -3529,7 +3499,7 @@
         </w:tc>
         <w:tc>
           <w:tcPr>
-            <w:tcW w:w="1310" w:type="dxa"/>
+            <w:tcW w:w="924" w:type="dxa"/>
             <w:tcBorders>
               <w:top w:val="single" w:color="000000" w:sz="6" w:space="0"/>
               <w:bottom w:val="single" w:color="000000" w:sz="6" w:space="0"/>
@@ -3546,8 +3516,8 @@
                 <w:b/>
                 <w:bCs/>
                 <w:spacing w:val="-7"/>
-                <w:sz w:val="24"/>
-                <w:szCs w:val="24"/>
+                <w:sz w:val="18"/>
+                <w:szCs w:val="18"/>
                 <w:lang w:val="en-US" w:eastAsia="zh-CN"/>
               </w:rPr>
             </w:pPr>
@@ -3557,8 +3527,8 @@
                 <w:b/>
                 <w:bCs/>
                 <w:spacing w:val="-7"/>
-                <w:sz w:val="24"/>
-                <w:szCs w:val="24"/>
+                <w:sz w:val="18"/>
+                <w:szCs w:val="18"/>
                 <w:lang w:val="en-US" w:eastAsia="zh-CN"/>
               </w:rPr>
               <w:t>目标值</w:t>
@@ -3597,7 +3567,8 @@
           <w:p>
             <w:pPr>
               <w:spacing w:before="194" w:line="219" w:lineRule="auto"/>
-              <w:ind w:left="123"/>
+              <w:ind w:left="0" w:leftChars="0" w:right="0" w:rightChars="0" w:firstLine="0" w:firstLineChars="0"/>
+              <w:jc w:val="center"/>
               <w:rPr>
                 <w:rFonts w:hint="eastAsia" w:ascii="宋体" w:hAnsi="宋体" w:eastAsia="宋体" w:cs="宋体"/>
                 <w:spacing w:val="-2"/>
@@ -3651,7 +3622,7 @@
         </w:tc>
         <w:tc>
           <w:tcPr>
-            <w:tcW w:w="3370" w:type="dxa"/>
+            <w:tcW w:w="4418" w:type="dxa"/>
             <w:tcBorders>
               <w:top w:val="single" w:color="000000" w:sz="6" w:space="0"/>
               <w:right w:val="single" w:color="000000" w:sz="6" w:space="0"/>
@@ -3669,16 +3640,6 @@
                 <w:lang w:val="en-US" w:eastAsia="zh-CN"/>
               </w:rPr>
             </w:pPr>
-            <w:r>
-              <w:rPr>
-                <w:rFonts w:hint="eastAsia"/>
-                <w:spacing w:val="-2"/>
-                <w:sz w:val="18"/>
-                <w:szCs w:val="18"/>
-                <w:lang w:eastAsia="zh-CN"/>
-              </w:rPr>
-              <w:t>（</w:t>
-            </w:r>
             <w:r>
               <w:rPr>
                 <w:rFonts w:hint="eastAsia"/>
@@ -3687,18 +3648,30 @@
                 <w:szCs w:val="18"/>
                 <w:lang w:val="en-US" w:eastAsia="zh-CN"/>
               </w:rPr>
-              <w:t>实际到岗人数</w:t>
-            </w:r>
-            <w:r>
-              <w:rPr>
-                <w:rFonts w:hint="eastAsia"/>
+              <w:t>实际到岗人数/应到岗人数*100%</w:t>
+            </w:r>
+          </w:p>
+        </w:tc>
+        <w:tc>
+          <w:tcPr>
+            <w:tcW w:w="1056" w:type="dxa"/>
+            <w:tcBorders>
+              <w:top w:val="single" w:color="000000" w:sz="6" w:space="0"/>
+              <w:right w:val="single" w:color="000000" w:sz="6" w:space="0"/>
+            </w:tcBorders>
+          </w:tcPr>
+          <w:p>
+            <w:pPr>
+              <w:spacing w:before="194" w:line="219" w:lineRule="auto"/>
+              <w:ind w:left="123"/>
+              <w:rPr>
+                <w:rFonts w:hint="eastAsia" w:ascii="宋体" w:hAnsi="宋体" w:eastAsia="宋体" w:cs="宋体"/>
                 <w:spacing w:val="-2"/>
-                <w:sz w:val="18"/>
-                <w:szCs w:val="18"/>
-                <w:lang w:eastAsia="zh-CN"/>
-              </w:rPr>
-              <w:t>）</w:t>
-            </w:r>
+                <w:sz w:val="24"/>
+                <w:szCs w:val="24"/>
+                <w:lang w:val="en-US" w:eastAsia="zh-CN"/>
+              </w:rPr>
+            </w:pPr>
             <w:r>
               <w:rPr>
                 <w:rFonts w:hint="eastAsia"/>
@@ -3707,45 +3680,13 @@
                 <w:szCs w:val="18"/>
                 <w:lang w:val="en-US" w:eastAsia="zh-CN"/>
               </w:rPr>
-              <w:t>/应到岗人数*100%</w:t>
-            </w:r>
-          </w:p>
-        </w:tc>
-        <w:tc>
-          <w:tcPr>
-            <w:tcW w:w="1310" w:type="dxa"/>
-            <w:tcBorders>
-              <w:top w:val="single" w:color="000000" w:sz="6" w:space="0"/>
-              <w:right w:val="single" w:color="000000" w:sz="6" w:space="0"/>
-            </w:tcBorders>
-          </w:tcPr>
-          <w:p>
-            <w:pPr>
-              <w:spacing w:before="194" w:line="219" w:lineRule="auto"/>
-              <w:ind w:left="123"/>
-              <w:rPr>
-                <w:rFonts w:hint="eastAsia" w:ascii="宋体" w:hAnsi="宋体" w:eastAsia="宋体" w:cs="宋体"/>
-                <w:spacing w:val="-2"/>
-                <w:sz w:val="24"/>
-                <w:szCs w:val="24"/>
-                <w:lang w:val="en-US" w:eastAsia="zh-CN"/>
-              </w:rPr>
-            </w:pPr>
-            <w:r>
-              <w:rPr>
-                <w:rFonts w:hint="eastAsia"/>
-                <w:spacing w:val="-2"/>
-                <w:sz w:val="18"/>
-                <w:szCs w:val="18"/>
-                <w:lang w:val="en-US" w:eastAsia="zh-CN"/>
-              </w:rPr>
               <w:t>按季度</w:t>
             </w:r>
           </w:p>
         </w:tc>
         <w:tc>
           <w:tcPr>
-            <w:tcW w:w="1310" w:type="dxa"/>
+            <w:tcW w:w="924" w:type="dxa"/>
             <w:tcBorders>
               <w:top w:val="single" w:color="000000" w:sz="6" w:space="0"/>
               <w:right w:val="single" w:color="000000" w:sz="6" w:space="0"/>
@@ -3806,7 +3747,7 @@
         <w:pStyle w:val="26"/>
         <w:bidi w:val="0"/>
       </w:pPr>
-      <w:bookmarkStart w:id="31" w:name="_Toc25526"/>
+      <w:bookmarkStart w:id="31" w:name="_Toc894"/>
       <w:r>
         <w:t>附则</w:t>
       </w:r>
@@ -7788,7 +7729,18 @@
                 <w:sz w:val="24"/>
                 <w:szCs w:val="24"/>
               </w:rPr>
-              <w:t>工作</w:t>
+              <w:t>工</w:t>
+            </w:r>
+            <w:bookmarkStart w:id="32" w:name="_GoBack"/>
+            <w:bookmarkEnd w:id="32"/>
+            <w:r>
+              <w:rPr>
+                <w:rFonts w:ascii="宋体" w:hAnsi="宋体" w:eastAsia="宋体" w:cs="宋体"/>
+                <w:spacing w:val="-4"/>
+                <w:sz w:val="24"/>
+                <w:szCs w:val="24"/>
+              </w:rPr>
+              <w:t>作</w:t>
             </w:r>
           </w:p>
           <w:p>
@@ -18036,8 +17988,6 @@
               </w:rPr>
               <w:t>不录用</w:t>
             </w:r>
-            <w:bookmarkStart w:id="32" w:name="_GoBack"/>
-            <w:bookmarkEnd w:id="32"/>
           </w:p>
         </w:tc>
       </w:tr>
